--- a/Clash-Royale-Deck-Chooser.docx
+++ b/Clash-Royale-Deck-Chooser.docx
@@ -150,13 +150,8 @@
       </w:r>
       <w:proofErr w:type="spellEnd"/>
       <w:r>
-        <w:t xml:space="preserve"> </w:t>
-      </w:r>
-      <w:proofErr w:type="spellStart"/>
-      <w:r>
-        <w:t>mečeva</w:t>
-      </w:r>
-      <w:proofErr w:type="spellEnd"/>
+        <w:t xml:space="preserve"> mečeva</w:t>
+      </w:r>
     </w:p>
     <w:p>
       <w:pPr>
@@ -6120,17 +6115,12 @@
         <w:ind w:left="340" w:hanging="227"/>
       </w:pPr>
       <w:proofErr w:type="spellStart"/>
-      <w:proofErr w:type="gramStart"/>
       <w:r>
         <w:t>Igrač</w:t>
       </w:r>
       <w:proofErr w:type="spellEnd"/>
       <w:r>
-        <w:t>(</w:t>
-      </w:r>
-      <w:proofErr w:type="gramEnd"/>
-      <w:r>
-        <w:t xml:space="preserve">id, </w:t>
+        <w:t xml:space="preserve">(id, </w:t>
       </w:r>
       <w:proofErr w:type="spellStart"/>
       <w:r>
@@ -6251,13 +6241,8 @@
         <w:spacing w:after="60"/>
         <w:ind w:left="340" w:hanging="227"/>
       </w:pPr>
-      <w:proofErr w:type="gramStart"/>
-      <w:r>
-        <w:t>Karta(</w:t>
-      </w:r>
-      <w:proofErr w:type="gramEnd"/>
-      <w:r>
-        <w:t xml:space="preserve">id, </w:t>
+      <w:r>
+        <w:t xml:space="preserve">Karta(id, </w:t>
       </w:r>
       <w:proofErr w:type="spellStart"/>
       <w:r>
@@ -6318,12 +6303,10 @@
       <w:r>
         <w:t xml:space="preserve"> </w:t>
       </w:r>
-      <w:proofErr w:type="gramStart"/>
       <w:r>
         <w:t>Karte(</w:t>
       </w:r>
       <w:proofErr w:type="spellStart"/>
-      <w:proofErr w:type="gramEnd"/>
       <w:r>
         <w:t>igrač</w:t>
       </w:r>
@@ -6363,17 +6346,12 @@
         <w:ind w:left="340" w:hanging="227"/>
       </w:pPr>
       <w:proofErr w:type="spellStart"/>
-      <w:proofErr w:type="gramStart"/>
       <w:r>
         <w:t>Meč</w:t>
       </w:r>
       <w:proofErr w:type="spellEnd"/>
       <w:r>
-        <w:t>(</w:t>
-      </w:r>
-      <w:proofErr w:type="gramEnd"/>
-      <w:r>
-        <w:t xml:space="preserve">id, </w:t>
+        <w:t xml:space="preserve">(id, </w:t>
       </w:r>
       <w:proofErr w:type="spellStart"/>
       <w:r>
@@ -6463,12 +6441,10 @@
       <w:r>
         <w:t xml:space="preserve"> </w:t>
       </w:r>
-      <w:proofErr w:type="gramStart"/>
       <w:r>
         <w:t>Meča(</w:t>
       </w:r>
       <w:proofErr w:type="spellStart"/>
-      <w:proofErr w:type="gramEnd"/>
       <w:r>
         <w:t>vreme</w:t>
       </w:r>
@@ -6507,12 +6483,10 @@
       <w:r>
         <w:t xml:space="preserve"> </w:t>
       </w:r>
-      <w:proofErr w:type="gramStart"/>
       <w:r>
         <w:t>Špil(</w:t>
       </w:r>
       <w:proofErr w:type="spellStart"/>
-      <w:proofErr w:type="gramEnd"/>
       <w:r>
         <w:t>igrač</w:t>
       </w:r>
@@ -11191,6 +11165,11 @@
       </w:r>
     </w:p>
     <w:p>
+      <w:pPr>
+        <w:rPr>
+          <w:lang w:val="sr-Latn-RS"/>
+        </w:rPr>
+      </w:pPr>
       <w:r>
         <w:t xml:space="preserve">Ovo je </w:t>
       </w:r>
@@ -11248,307 +11227,142 @@
       </w:r>
       <w:proofErr w:type="spellEnd"/>
       <w:r>
+        <w:t>.</w:t>
+      </w:r>
+      <w:r>
+        <w:t xml:space="preserve"> </w:t>
+      </w:r>
+      <w:proofErr w:type="spellStart"/>
+      <w:r>
+        <w:t>Generisaće</w:t>
+      </w:r>
+      <w:proofErr w:type="spellEnd"/>
+      <w:r>
+        <w:t xml:space="preserve"> se </w:t>
+      </w:r>
+      <w:proofErr w:type="spellStart"/>
+      <w:r>
+        <w:t>pravila</w:t>
+      </w:r>
+      <w:proofErr w:type="spellEnd"/>
+      <w:r>
+        <w:t xml:space="preserve"> da li je tip deka </w:t>
+      </w:r>
+      <w:proofErr w:type="spellStart"/>
+      <w:r>
+        <w:t>validan</w:t>
+      </w:r>
+      <w:proofErr w:type="spellEnd"/>
+      <w:r>
+        <w:t xml:space="preserve"> </w:t>
+      </w:r>
+      <w:proofErr w:type="spellStart"/>
+      <w:r>
+        <w:t>na</w:t>
+      </w:r>
+      <w:proofErr w:type="spellEnd"/>
+      <w:r>
+        <w:t xml:space="preserve"> </w:t>
+      </w:r>
+      <w:proofErr w:type="spellStart"/>
+      <w:r>
+        <w:t>osnovu</w:t>
+      </w:r>
+      <w:proofErr w:type="spellEnd"/>
+      <w:r>
+        <w:t xml:space="preserve"> </w:t>
+      </w:r>
+      <w:proofErr w:type="spellStart"/>
+      <w:r>
+        <w:t>parametra</w:t>
+      </w:r>
+      <w:proofErr w:type="spellEnd"/>
+      <w:r>
+        <w:t xml:space="preserve"> o tom </w:t>
+      </w:r>
+      <w:proofErr w:type="spellStart"/>
+      <w:r>
+        <w:t>tipu</w:t>
+      </w:r>
+      <w:proofErr w:type="spellEnd"/>
+      <w:r>
         <w:t xml:space="preserve">. Na primer, </w:t>
       </w:r>
       <w:proofErr w:type="spellStart"/>
       <w:r>
-        <w:t>različiti</w:t>
-      </w:r>
-      <w:proofErr w:type="spellEnd"/>
-      <w:r>
-        <w:t xml:space="preserve"> </w:t>
-      </w:r>
-      <w:proofErr w:type="spellStart"/>
-      <w:r>
-        <w:t>arhetipovi</w:t>
-      </w:r>
-      <w:proofErr w:type="spellEnd"/>
-      <w:r>
-        <w:t xml:space="preserve"> </w:t>
-      </w:r>
-      <w:proofErr w:type="spellStart"/>
-      <w:r>
-        <w:t>špilova</w:t>
-      </w:r>
-      <w:proofErr w:type="spellEnd"/>
-      <w:r>
-        <w:t xml:space="preserve"> </w:t>
-      </w:r>
-      <w:proofErr w:type="spellStart"/>
-      <w:r>
-        <w:t>mogu</w:t>
-      </w:r>
-      <w:proofErr w:type="spellEnd"/>
-      <w:r>
-        <w:t xml:space="preserve"> </w:t>
-      </w:r>
-      <w:proofErr w:type="spellStart"/>
-      <w:r>
-        <w:t>imati</w:t>
-      </w:r>
-      <w:proofErr w:type="spellEnd"/>
-      <w:r>
-        <w:t xml:space="preserve"> </w:t>
-      </w:r>
-      <w:proofErr w:type="spellStart"/>
-      <w:r>
-        <w:t>sličnu</w:t>
-      </w:r>
-      <w:proofErr w:type="spellEnd"/>
-      <w:r>
-        <w:t xml:space="preserve"> </w:t>
-      </w:r>
-      <w:proofErr w:type="spellStart"/>
-      <w:r>
-        <w:t>logiku</w:t>
-      </w:r>
-      <w:proofErr w:type="spellEnd"/>
-      <w:r>
-        <w:t xml:space="preserve">: </w:t>
-      </w:r>
-      <w:proofErr w:type="spellStart"/>
-      <w:r>
-        <w:t>svaki</w:t>
-      </w:r>
-      <w:proofErr w:type="spellEnd"/>
-      <w:r>
-        <w:t xml:space="preserve"> </w:t>
-      </w:r>
-      <w:proofErr w:type="spellStart"/>
-      <w:r>
-        <w:t>arhetip</w:t>
-      </w:r>
-      <w:proofErr w:type="spellEnd"/>
-      <w:r>
-        <w:t xml:space="preserve"> </w:t>
-      </w:r>
-      <w:proofErr w:type="spellStart"/>
-      <w:r>
-        <w:t>zahteva</w:t>
-      </w:r>
-      <w:proofErr w:type="spellEnd"/>
-      <w:r>
-        <w:t xml:space="preserve"> </w:t>
-      </w:r>
-      <w:proofErr w:type="spellStart"/>
-      <w:r>
-        <w:t>određene</w:t>
-      </w:r>
-      <w:proofErr w:type="spellEnd"/>
-      <w:r>
-        <w:t xml:space="preserve"> </w:t>
-      </w:r>
-      <w:proofErr w:type="spellStart"/>
-      <w:r>
-        <w:t>uloge</w:t>
-      </w:r>
-      <w:proofErr w:type="spellEnd"/>
-      <w:r>
-        <w:t xml:space="preserve"> </w:t>
-      </w:r>
-      <w:proofErr w:type="spellStart"/>
-      <w:r>
-        <w:t>karata</w:t>
-      </w:r>
-      <w:proofErr w:type="spellEnd"/>
-      <w:r>
-        <w:t xml:space="preserve">, </w:t>
-      </w:r>
-      <w:proofErr w:type="spellStart"/>
-      <w:r>
-        <w:t>određeni</w:t>
-      </w:r>
-      <w:proofErr w:type="spellEnd"/>
-      <w:r>
-        <w:t xml:space="preserve"> </w:t>
-      </w:r>
-      <w:proofErr w:type="spellStart"/>
-      <w:r>
-        <w:t>raspon</w:t>
-      </w:r>
-      <w:proofErr w:type="spellEnd"/>
-      <w:r>
-        <w:t xml:space="preserve"> </w:t>
-      </w:r>
-      <w:proofErr w:type="spellStart"/>
-      <w:r>
-        <w:t>prosečnog</w:t>
-      </w:r>
-      <w:proofErr w:type="spellEnd"/>
-      <w:r>
-        <w:t xml:space="preserve"> </w:t>
-      </w:r>
-      <w:proofErr w:type="spellStart"/>
-      <w:r>
-        <w:t>eliksira</w:t>
-      </w:r>
-      <w:proofErr w:type="spellEnd"/>
-      <w:r>
-        <w:t xml:space="preserve">, </w:t>
-      </w:r>
-      <w:proofErr w:type="spellStart"/>
-      <w:r>
-        <w:t>minimalan</w:t>
-      </w:r>
-      <w:proofErr w:type="spellEnd"/>
-      <w:r>
-        <w:t xml:space="preserve"> </w:t>
-      </w:r>
-      <w:proofErr w:type="spellStart"/>
-      <w:r>
-        <w:t>broj</w:t>
-      </w:r>
-      <w:proofErr w:type="spellEnd"/>
-      <w:r>
-        <w:t xml:space="preserve"> spell </w:t>
-      </w:r>
-      <w:proofErr w:type="spellStart"/>
-      <w:r>
-        <w:t>ili</w:t>
-      </w:r>
-      <w:proofErr w:type="spellEnd"/>
-      <w:r>
-        <w:t xml:space="preserve"> anti-air </w:t>
-      </w:r>
-      <w:proofErr w:type="spellStart"/>
-      <w:r>
-        <w:t>karata</w:t>
-      </w:r>
-      <w:proofErr w:type="spellEnd"/>
-      <w:r>
-        <w:t xml:space="preserve"> </w:t>
-      </w:r>
-      <w:proofErr w:type="spellStart"/>
-      <w:r>
-        <w:t>i</w:t>
-      </w:r>
-      <w:proofErr w:type="spellEnd"/>
-      <w:r>
-        <w:t xml:space="preserve"> </w:t>
-      </w:r>
-      <w:proofErr w:type="spellStart"/>
-      <w:r>
-        <w:t>druga</w:t>
-      </w:r>
-      <w:proofErr w:type="spellEnd"/>
-      <w:r>
-        <w:t xml:space="preserve"> </w:t>
-      </w:r>
-      <w:proofErr w:type="spellStart"/>
-      <w:r>
-        <w:t>ograničenja</w:t>
-      </w:r>
-      <w:proofErr w:type="spellEnd"/>
-      <w:r>
-        <w:t xml:space="preserve">. </w:t>
-      </w:r>
-      <w:proofErr w:type="spellStart"/>
-      <w:r>
-        <w:t>Umesto</w:t>
-      </w:r>
-      <w:proofErr w:type="spellEnd"/>
-      <w:r>
-        <w:t xml:space="preserve"> da se za </w:t>
-      </w:r>
-      <w:proofErr w:type="spellStart"/>
-      <w:r>
-        <w:t>svaki</w:t>
-      </w:r>
-      <w:proofErr w:type="spellEnd"/>
-      <w:r>
-        <w:t xml:space="preserve"> </w:t>
-      </w:r>
-      <w:proofErr w:type="spellStart"/>
-      <w:r>
-        <w:t>arhetip</w:t>
-      </w:r>
-      <w:proofErr w:type="spellEnd"/>
-      <w:r>
-        <w:t xml:space="preserve"> </w:t>
-      </w:r>
-      <w:proofErr w:type="spellStart"/>
-      <w:r>
-        <w:t>posebno</w:t>
-      </w:r>
-      <w:proofErr w:type="spellEnd"/>
-      <w:r>
-        <w:t xml:space="preserve"> </w:t>
-      </w:r>
-      <w:proofErr w:type="spellStart"/>
-      <w:r>
-        <w:t>piše</w:t>
-      </w:r>
-      <w:proofErr w:type="spellEnd"/>
-      <w:r>
-        <w:t xml:space="preserve"> </w:t>
-      </w:r>
-      <w:proofErr w:type="spellStart"/>
-      <w:r>
-        <w:t>skoro</w:t>
-      </w:r>
-      <w:proofErr w:type="spellEnd"/>
-      <w:r>
-        <w:t xml:space="preserve"> </w:t>
-      </w:r>
-      <w:proofErr w:type="spellStart"/>
-      <w:r>
-        <w:t>isto</w:t>
-      </w:r>
-      <w:proofErr w:type="spellEnd"/>
-      <w:r>
-        <w:t xml:space="preserve"> </w:t>
-      </w:r>
-      <w:proofErr w:type="spellStart"/>
-      <w:r>
-        <w:t>pravilo</w:t>
-      </w:r>
-      <w:proofErr w:type="spellEnd"/>
-      <w:r>
-        <w:t xml:space="preserve">, </w:t>
-      </w:r>
-      <w:proofErr w:type="spellStart"/>
-      <w:r>
-        <w:t>sistem</w:t>
-      </w:r>
-      <w:proofErr w:type="spellEnd"/>
-      <w:r>
-        <w:t xml:space="preserve"> </w:t>
-      </w:r>
-      <w:proofErr w:type="spellStart"/>
-      <w:r>
-        <w:t>može</w:t>
-      </w:r>
-      <w:proofErr w:type="spellEnd"/>
-      <w:r>
-        <w:t xml:space="preserve"> da </w:t>
-      </w:r>
-      <w:proofErr w:type="spellStart"/>
-      <w:r>
-        <w:t>koristi</w:t>
-      </w:r>
-      <w:proofErr w:type="spellEnd"/>
-      <w:r>
-        <w:t xml:space="preserve"> </w:t>
-      </w:r>
-      <w:proofErr w:type="spellStart"/>
-      <w:r>
-        <w:t>jedan</w:t>
-      </w:r>
-      <w:proofErr w:type="spellEnd"/>
-      <w:r>
-        <w:t xml:space="preserve"> </w:t>
-      </w:r>
-      <w:proofErr w:type="spellStart"/>
-      <w:r>
-        <w:t>šablon</w:t>
-      </w:r>
-      <w:proofErr w:type="spellEnd"/>
-      <w:r>
-        <w:t xml:space="preserve"> </w:t>
-      </w:r>
-      <w:proofErr w:type="spellStart"/>
-      <w:r>
-        <w:t>i</w:t>
+        <w:t>pravila</w:t>
+      </w:r>
+      <w:proofErr w:type="spellEnd"/>
+      <w:r>
+        <w:t xml:space="preserve">: da li je cycle deck </w:t>
+      </w:r>
+      <w:proofErr w:type="spellStart"/>
+      <w:r>
+        <w:t>validan</w:t>
+      </w:r>
+      <w:proofErr w:type="spellEnd"/>
+      <w:r>
+        <w:t xml:space="preserve">, da li je beatdown deck </w:t>
+      </w:r>
+      <w:proofErr w:type="spellStart"/>
+      <w:r>
+        <w:t>validan</w:t>
+      </w:r>
+      <w:proofErr w:type="spellEnd"/>
+      <w:r>
+        <w:t xml:space="preserve"> </w:t>
+      </w:r>
+      <w:proofErr w:type="spellStart"/>
+      <w:r>
+        <w:t>neće</w:t>
+      </w:r>
+      <w:proofErr w:type="spellEnd"/>
+      <w:r>
+        <w:t xml:space="preserve"> </w:t>
+      </w:r>
+      <w:proofErr w:type="spellStart"/>
+      <w:r>
+        <w:t>biti</w:t>
+      </w:r>
+      <w:proofErr w:type="spellEnd"/>
+      <w:r>
+        <w:t xml:space="preserve"> </w:t>
+      </w:r>
+      <w:proofErr w:type="spellStart"/>
+      <w:r>
+        <w:t>ručno</w:t>
+      </w:r>
+      <w:proofErr w:type="spellEnd"/>
+      <w:r>
+        <w:t xml:space="preserve"> </w:t>
+      </w:r>
+      <w:proofErr w:type="spellStart"/>
+      <w:r>
+        <w:t>iskucana</w:t>
+      </w:r>
+      <w:proofErr w:type="spellEnd"/>
+      <w:r>
+        <w:t xml:space="preserve"> </w:t>
+      </w:r>
+      <w:proofErr w:type="spellStart"/>
+      <w:r>
+        <w:t>već</w:t>
+      </w:r>
+      <w:proofErr w:type="spellEnd"/>
+      <w:r>
+        <w:t xml:space="preserve"> </w:t>
+      </w:r>
+      <w:proofErr w:type="spellStart"/>
+      <w:r>
+        <w:t>će</w:t>
+      </w:r>
+      <w:proofErr w:type="spellEnd"/>
+      <w:r>
+        <w:t xml:space="preserve"> se </w:t>
+      </w:r>
+      <w:proofErr w:type="spellStart"/>
+      <w:r>
+        <w:t>generisati</w:t>
       </w:r>
       <w:proofErr w:type="spellEnd"/>
       <w:r>
@@ -11560,833 +11374,7 @@
       </w:r>
       <w:proofErr w:type="spellEnd"/>
       <w:r>
-        <w:t xml:space="preserve"> </w:t>
-      </w:r>
-      <w:proofErr w:type="spellStart"/>
-      <w:r>
-        <w:t>njega</w:t>
-      </w:r>
-      <w:proofErr w:type="spellEnd"/>
-      <w:r>
-        <w:t xml:space="preserve"> </w:t>
-      </w:r>
-      <w:proofErr w:type="spellStart"/>
-      <w:r>
-        <w:t>automatski</w:t>
-      </w:r>
-      <w:proofErr w:type="spellEnd"/>
-      <w:r>
-        <w:t xml:space="preserve"> </w:t>
-      </w:r>
-      <w:proofErr w:type="spellStart"/>
-      <w:r>
-        <w:t>napravi</w:t>
-      </w:r>
-      <w:proofErr w:type="spellEnd"/>
-      <w:r>
-        <w:t xml:space="preserve"> </w:t>
-      </w:r>
-      <w:proofErr w:type="spellStart"/>
-      <w:r>
-        <w:t>više</w:t>
-      </w:r>
-      <w:proofErr w:type="spellEnd"/>
-      <w:r>
-        <w:t xml:space="preserve"> </w:t>
-      </w:r>
-      <w:proofErr w:type="spellStart"/>
-      <w:r>
-        <w:t>konkretnih</w:t>
-      </w:r>
-      <w:proofErr w:type="spellEnd"/>
-      <w:r>
-        <w:t xml:space="preserve"> </w:t>
-      </w:r>
-      <w:proofErr w:type="spellStart"/>
-      <w:r>
-        <w:t>pravila</w:t>
-      </w:r>
-      <w:proofErr w:type="spellEnd"/>
-      <w:r>
-        <w:t>.</w:t>
-      </w:r>
-    </w:p>
-    <w:p>
-      <w:r>
-        <w:t xml:space="preserve">Na primer, za cycle </w:t>
-      </w:r>
-      <w:proofErr w:type="spellStart"/>
-      <w:r>
-        <w:t>arhetip</w:t>
-      </w:r>
-      <w:proofErr w:type="spellEnd"/>
-      <w:r>
-        <w:t xml:space="preserve"> </w:t>
-      </w:r>
-      <w:proofErr w:type="spellStart"/>
-      <w:r>
-        <w:t>može</w:t>
-      </w:r>
-      <w:proofErr w:type="spellEnd"/>
-      <w:r>
-        <w:t xml:space="preserve"> se </w:t>
-      </w:r>
-      <w:proofErr w:type="spellStart"/>
-      <w:r>
-        <w:t>definisati</w:t>
-      </w:r>
-      <w:proofErr w:type="spellEnd"/>
-      <w:r>
-        <w:t xml:space="preserve"> da </w:t>
-      </w:r>
-      <w:proofErr w:type="spellStart"/>
-      <w:r>
-        <w:t>špil</w:t>
-      </w:r>
-      <w:proofErr w:type="spellEnd"/>
-      <w:r>
-        <w:t xml:space="preserve"> </w:t>
-      </w:r>
-      <w:proofErr w:type="spellStart"/>
-      <w:r>
-        <w:t>treba</w:t>
-      </w:r>
-      <w:proofErr w:type="spellEnd"/>
-      <w:r>
-        <w:t xml:space="preserve"> da </w:t>
-      </w:r>
-      <w:proofErr w:type="spellStart"/>
-      <w:r>
-        <w:t>ima</w:t>
-      </w:r>
-      <w:proofErr w:type="spellEnd"/>
-      <w:r>
-        <w:t xml:space="preserve"> </w:t>
-      </w:r>
-      <w:proofErr w:type="spellStart"/>
-      <w:r>
-        <w:t>jeftinu</w:t>
-      </w:r>
-      <w:proofErr w:type="spellEnd"/>
-      <w:r>
-        <w:t xml:space="preserve"> win condition </w:t>
-      </w:r>
-      <w:proofErr w:type="spellStart"/>
-      <w:r>
-        <w:t>kartu</w:t>
-      </w:r>
-      <w:proofErr w:type="spellEnd"/>
-      <w:r>
-        <w:t xml:space="preserve">, </w:t>
-      </w:r>
-      <w:proofErr w:type="spellStart"/>
-      <w:r>
-        <w:t>nisku</w:t>
-      </w:r>
-      <w:proofErr w:type="spellEnd"/>
-      <w:r>
-        <w:t xml:space="preserve"> </w:t>
-      </w:r>
-      <w:proofErr w:type="spellStart"/>
-      <w:r>
-        <w:t>prosečnu</w:t>
-      </w:r>
-      <w:proofErr w:type="spellEnd"/>
-      <w:r>
-        <w:t xml:space="preserve"> </w:t>
-      </w:r>
-      <w:proofErr w:type="spellStart"/>
-      <w:r>
-        <w:t>cenu</w:t>
-      </w:r>
-      <w:proofErr w:type="spellEnd"/>
-      <w:r>
-        <w:t xml:space="preserve"> </w:t>
-      </w:r>
-      <w:proofErr w:type="spellStart"/>
-      <w:r>
-        <w:t>eliksira</w:t>
-      </w:r>
-      <w:proofErr w:type="spellEnd"/>
-      <w:r>
-        <w:t xml:space="preserve"> </w:t>
-      </w:r>
-      <w:proofErr w:type="spellStart"/>
-      <w:r>
-        <w:t>i</w:t>
-      </w:r>
-      <w:proofErr w:type="spellEnd"/>
-      <w:r>
-        <w:t xml:space="preserve"> </w:t>
-      </w:r>
-      <w:proofErr w:type="spellStart"/>
-      <w:r>
-        <w:t>više</w:t>
-      </w:r>
-      <w:proofErr w:type="spellEnd"/>
-      <w:r>
-        <w:t xml:space="preserve"> cycle </w:t>
-      </w:r>
-      <w:proofErr w:type="spellStart"/>
-      <w:r>
-        <w:t>karata</w:t>
-      </w:r>
-      <w:proofErr w:type="spellEnd"/>
-      <w:r>
-        <w:t xml:space="preserve">. Za beatdown </w:t>
-      </w:r>
-      <w:proofErr w:type="spellStart"/>
-      <w:r>
-        <w:t>arhetip</w:t>
-      </w:r>
-      <w:proofErr w:type="spellEnd"/>
-      <w:r>
-        <w:t xml:space="preserve"> </w:t>
-      </w:r>
-      <w:proofErr w:type="spellStart"/>
-      <w:r>
-        <w:t>može</w:t>
-      </w:r>
-      <w:proofErr w:type="spellEnd"/>
-      <w:r>
-        <w:t xml:space="preserve"> se </w:t>
-      </w:r>
-      <w:proofErr w:type="spellStart"/>
-      <w:r>
-        <w:t>definisati</w:t>
-      </w:r>
-      <w:proofErr w:type="spellEnd"/>
-      <w:r>
-        <w:t xml:space="preserve"> da </w:t>
-      </w:r>
-      <w:proofErr w:type="spellStart"/>
-      <w:r>
-        <w:t>špil</w:t>
-      </w:r>
-      <w:proofErr w:type="spellEnd"/>
-      <w:r>
-        <w:t xml:space="preserve"> </w:t>
-      </w:r>
-      <w:proofErr w:type="spellStart"/>
-      <w:r>
-        <w:t>treba</w:t>
-      </w:r>
-      <w:proofErr w:type="spellEnd"/>
-      <w:r>
-        <w:t xml:space="preserve"> da </w:t>
-      </w:r>
-      <w:proofErr w:type="spellStart"/>
-      <w:r>
-        <w:t>ima</w:t>
-      </w:r>
-      <w:proofErr w:type="spellEnd"/>
-      <w:r>
-        <w:t xml:space="preserve"> </w:t>
-      </w:r>
-      <w:proofErr w:type="spellStart"/>
-      <w:r>
-        <w:t>jednu</w:t>
-      </w:r>
-      <w:proofErr w:type="spellEnd"/>
-      <w:r>
-        <w:t xml:space="preserve"> </w:t>
-      </w:r>
-      <w:proofErr w:type="spellStart"/>
-      <w:r>
-        <w:t>jaku</w:t>
-      </w:r>
-      <w:proofErr w:type="spellEnd"/>
-      <w:r>
-        <w:t xml:space="preserve"> tank </w:t>
-      </w:r>
-      <w:proofErr w:type="spellStart"/>
-      <w:r>
-        <w:t>kartu</w:t>
-      </w:r>
-      <w:proofErr w:type="spellEnd"/>
-      <w:r>
-        <w:t xml:space="preserve">, </w:t>
-      </w:r>
-      <w:proofErr w:type="spellStart"/>
-      <w:r>
-        <w:t>podršku</w:t>
-      </w:r>
-      <w:proofErr w:type="spellEnd"/>
-      <w:r>
-        <w:t xml:space="preserve"> </w:t>
-      </w:r>
-      <w:proofErr w:type="spellStart"/>
-      <w:r>
-        <w:t>iza</w:t>
-      </w:r>
-      <w:proofErr w:type="spellEnd"/>
-      <w:r>
-        <w:t xml:space="preserve"> </w:t>
-      </w:r>
-      <w:proofErr w:type="spellStart"/>
-      <w:r>
-        <w:t>tenka</w:t>
-      </w:r>
-      <w:proofErr w:type="spellEnd"/>
-      <w:r>
-        <w:t xml:space="preserve"> </w:t>
-      </w:r>
-      <w:proofErr w:type="spellStart"/>
-      <w:r>
-        <w:t>i</w:t>
-      </w:r>
-      <w:proofErr w:type="spellEnd"/>
-      <w:r>
-        <w:t xml:space="preserve"> </w:t>
-      </w:r>
-      <w:proofErr w:type="spellStart"/>
-      <w:r>
-        <w:t>nešto</w:t>
-      </w:r>
-      <w:proofErr w:type="spellEnd"/>
-      <w:r>
-        <w:t xml:space="preserve"> </w:t>
-      </w:r>
-      <w:proofErr w:type="spellStart"/>
-      <w:r>
-        <w:t>višu</w:t>
-      </w:r>
-      <w:proofErr w:type="spellEnd"/>
-      <w:r>
-        <w:t xml:space="preserve"> </w:t>
-      </w:r>
-      <w:proofErr w:type="spellStart"/>
-      <w:r>
-        <w:t>prosečnu</w:t>
-      </w:r>
-      <w:proofErr w:type="spellEnd"/>
-      <w:r>
-        <w:t xml:space="preserve"> </w:t>
-      </w:r>
-      <w:proofErr w:type="spellStart"/>
-      <w:r>
-        <w:t>cenu</w:t>
-      </w:r>
-      <w:proofErr w:type="spellEnd"/>
-      <w:r>
-        <w:t xml:space="preserve"> </w:t>
-      </w:r>
-      <w:proofErr w:type="spellStart"/>
-      <w:r>
-        <w:t>eliksira</w:t>
-      </w:r>
-      <w:proofErr w:type="spellEnd"/>
-      <w:r>
-        <w:t xml:space="preserve">. Za bait </w:t>
-      </w:r>
-      <w:proofErr w:type="spellStart"/>
-      <w:r>
-        <w:t>arhetip</w:t>
-      </w:r>
-      <w:proofErr w:type="spellEnd"/>
-      <w:r>
-        <w:t xml:space="preserve"> </w:t>
-      </w:r>
-      <w:proofErr w:type="spellStart"/>
-      <w:r>
-        <w:t>može</w:t>
-      </w:r>
-      <w:proofErr w:type="spellEnd"/>
-      <w:r>
-        <w:t xml:space="preserve"> se </w:t>
-      </w:r>
-      <w:proofErr w:type="spellStart"/>
-      <w:r>
-        <w:t>definisati</w:t>
-      </w:r>
-      <w:proofErr w:type="spellEnd"/>
-      <w:r>
-        <w:t xml:space="preserve"> da </w:t>
-      </w:r>
-      <w:proofErr w:type="spellStart"/>
-      <w:r>
-        <w:t>špil</w:t>
-      </w:r>
-      <w:proofErr w:type="spellEnd"/>
-      <w:r>
-        <w:t xml:space="preserve"> </w:t>
-      </w:r>
-      <w:proofErr w:type="spellStart"/>
-      <w:r>
-        <w:t>treba</w:t>
-      </w:r>
-      <w:proofErr w:type="spellEnd"/>
-      <w:r>
-        <w:t xml:space="preserve"> da </w:t>
-      </w:r>
-      <w:proofErr w:type="spellStart"/>
-      <w:r>
-        <w:t>ima</w:t>
-      </w:r>
-      <w:proofErr w:type="spellEnd"/>
-      <w:r>
-        <w:t xml:space="preserve"> </w:t>
-      </w:r>
-      <w:proofErr w:type="spellStart"/>
-      <w:r>
-        <w:t>više</w:t>
-      </w:r>
-      <w:proofErr w:type="spellEnd"/>
-      <w:r>
-        <w:t xml:space="preserve"> </w:t>
-      </w:r>
-      <w:proofErr w:type="spellStart"/>
-      <w:r>
-        <w:t>karata</w:t>
-      </w:r>
-      <w:proofErr w:type="spellEnd"/>
-      <w:r>
-        <w:t xml:space="preserve"> </w:t>
-      </w:r>
-      <w:proofErr w:type="spellStart"/>
-      <w:r>
-        <w:t>koje</w:t>
-      </w:r>
-      <w:proofErr w:type="spellEnd"/>
-      <w:r>
-        <w:t xml:space="preserve"> </w:t>
-      </w:r>
-      <w:proofErr w:type="spellStart"/>
-      <w:r>
-        <w:t>teraju</w:t>
-      </w:r>
-      <w:proofErr w:type="spellEnd"/>
-      <w:r>
-        <w:t xml:space="preserve"> </w:t>
-      </w:r>
-      <w:proofErr w:type="spellStart"/>
-      <w:r>
-        <w:t>protivnika</w:t>
-      </w:r>
-      <w:proofErr w:type="spellEnd"/>
-      <w:r>
-        <w:t xml:space="preserve"> da </w:t>
-      </w:r>
-      <w:proofErr w:type="spellStart"/>
-      <w:r>
-        <w:t>troši</w:t>
-      </w:r>
-      <w:proofErr w:type="spellEnd"/>
-      <w:r>
-        <w:t xml:space="preserve"> </w:t>
-      </w:r>
-      <w:proofErr w:type="spellStart"/>
-      <w:r>
-        <w:t>iste</w:t>
-      </w:r>
-      <w:proofErr w:type="spellEnd"/>
-      <w:r>
-        <w:t xml:space="preserve"> </w:t>
-      </w:r>
-      <w:proofErr w:type="spellStart"/>
-      <w:r>
-        <w:t>odgovore</w:t>
-      </w:r>
-      <w:proofErr w:type="spellEnd"/>
-      <w:r>
-        <w:t xml:space="preserve">. </w:t>
-      </w:r>
-      <w:proofErr w:type="spellStart"/>
-      <w:r>
-        <w:t>Sva</w:t>
-      </w:r>
-      <w:proofErr w:type="spellEnd"/>
-      <w:r>
-        <w:t xml:space="preserve"> ova </w:t>
-      </w:r>
-      <w:proofErr w:type="spellStart"/>
-      <w:r>
-        <w:t>pravila</w:t>
-      </w:r>
-      <w:proofErr w:type="spellEnd"/>
-      <w:r>
-        <w:t xml:space="preserve"> </w:t>
-      </w:r>
-      <w:proofErr w:type="spellStart"/>
-      <w:r>
-        <w:t>imaju</w:t>
-      </w:r>
-      <w:proofErr w:type="spellEnd"/>
-      <w:r>
-        <w:t xml:space="preserve"> </w:t>
-      </w:r>
-      <w:proofErr w:type="spellStart"/>
-      <w:r>
-        <w:t>sličnu</w:t>
-      </w:r>
-      <w:proofErr w:type="spellEnd"/>
-      <w:r>
-        <w:t xml:space="preserve"> </w:t>
-      </w:r>
-      <w:proofErr w:type="spellStart"/>
-      <w:r>
-        <w:t>osnovnu</w:t>
-      </w:r>
-      <w:proofErr w:type="spellEnd"/>
-      <w:r>
-        <w:t xml:space="preserve"> </w:t>
-      </w:r>
-      <w:proofErr w:type="spellStart"/>
-      <w:r>
-        <w:t>strukturu</w:t>
-      </w:r>
-      <w:proofErr w:type="spellEnd"/>
-      <w:r>
-        <w:t xml:space="preserve">, </w:t>
-      </w:r>
-      <w:proofErr w:type="spellStart"/>
-      <w:r>
-        <w:t>ali</w:t>
-      </w:r>
-      <w:proofErr w:type="spellEnd"/>
-      <w:r>
-        <w:t xml:space="preserve"> se </w:t>
-      </w:r>
-      <w:proofErr w:type="spellStart"/>
-      <w:r>
-        <w:t>razlikuju</w:t>
-      </w:r>
-      <w:proofErr w:type="spellEnd"/>
-      <w:r>
-        <w:t xml:space="preserve"> po </w:t>
-      </w:r>
-      <w:proofErr w:type="spellStart"/>
-      <w:r>
-        <w:t>konkretnim</w:t>
-      </w:r>
-      <w:proofErr w:type="spellEnd"/>
-      <w:r>
-        <w:t xml:space="preserve"> </w:t>
-      </w:r>
-      <w:proofErr w:type="spellStart"/>
-      <w:r>
-        <w:t>vrednostima</w:t>
-      </w:r>
-      <w:proofErr w:type="spellEnd"/>
-      <w:r>
-        <w:t xml:space="preserve"> </w:t>
-      </w:r>
-      <w:proofErr w:type="spellStart"/>
-      <w:r>
-        <w:t>i</w:t>
-      </w:r>
-      <w:proofErr w:type="spellEnd"/>
-      <w:r>
-        <w:t xml:space="preserve"> </w:t>
-      </w:r>
-      <w:proofErr w:type="spellStart"/>
-      <w:r>
-        <w:t>uslovima</w:t>
-      </w:r>
-      <w:proofErr w:type="spellEnd"/>
-      <w:r>
-        <w:t xml:space="preserve">, </w:t>
-      </w:r>
-      <w:proofErr w:type="spellStart"/>
-      <w:r>
-        <w:t>zbog</w:t>
-      </w:r>
-      <w:proofErr w:type="spellEnd"/>
-      <w:r>
-        <w:t xml:space="preserve"> </w:t>
-      </w:r>
-      <w:proofErr w:type="spellStart"/>
-      <w:r>
-        <w:t>čega</w:t>
-      </w:r>
-      <w:proofErr w:type="spellEnd"/>
-      <w:r>
-        <w:t xml:space="preserve"> </w:t>
-      </w:r>
-      <w:proofErr w:type="spellStart"/>
-      <w:r>
-        <w:t>su</w:t>
-      </w:r>
-      <w:proofErr w:type="spellEnd"/>
-      <w:r>
-        <w:t xml:space="preserve"> </w:t>
-      </w:r>
-      <w:proofErr w:type="spellStart"/>
-      <w:r>
-        <w:t>pogodna</w:t>
-      </w:r>
-      <w:proofErr w:type="spellEnd"/>
-      <w:r>
-        <w:t xml:space="preserve"> za template </w:t>
-      </w:r>
-      <w:proofErr w:type="spellStart"/>
-      <w:r>
-        <w:t>pristup</w:t>
-      </w:r>
-      <w:proofErr w:type="spellEnd"/>
-      <w:r>
-        <w:t>.</w:t>
-      </w:r>
-    </w:p>
-    <w:p>
-      <w:r>
-        <w:t xml:space="preserve">Na taj </w:t>
-      </w:r>
-      <w:proofErr w:type="spellStart"/>
-      <w:r>
-        <w:t>način</w:t>
-      </w:r>
-      <w:proofErr w:type="spellEnd"/>
-      <w:r>
-        <w:t xml:space="preserve"> administrator </w:t>
-      </w:r>
-      <w:proofErr w:type="spellStart"/>
-      <w:r>
-        <w:t>može</w:t>
-      </w:r>
-      <w:proofErr w:type="spellEnd"/>
-      <w:r>
-        <w:t xml:space="preserve"> </w:t>
-      </w:r>
-      <w:proofErr w:type="spellStart"/>
-      <w:r>
-        <w:t>lakše</w:t>
-      </w:r>
-      <w:proofErr w:type="spellEnd"/>
-      <w:r>
-        <w:t xml:space="preserve"> da </w:t>
-      </w:r>
-      <w:proofErr w:type="spellStart"/>
-      <w:r>
-        <w:t>dodaje</w:t>
-      </w:r>
-      <w:proofErr w:type="spellEnd"/>
-      <w:r>
-        <w:t xml:space="preserve"> </w:t>
-      </w:r>
-      <w:proofErr w:type="spellStart"/>
-      <w:r>
-        <w:t>nove</w:t>
-      </w:r>
-      <w:proofErr w:type="spellEnd"/>
-      <w:r>
-        <w:t xml:space="preserve"> </w:t>
-      </w:r>
-      <w:proofErr w:type="spellStart"/>
-      <w:r>
-        <w:t>arhetipove</w:t>
-      </w:r>
-      <w:proofErr w:type="spellEnd"/>
-      <w:r>
-        <w:t xml:space="preserve">, </w:t>
-      </w:r>
-      <w:proofErr w:type="spellStart"/>
-      <w:r>
-        <w:t>menja</w:t>
-      </w:r>
-      <w:proofErr w:type="spellEnd"/>
-      <w:r>
-        <w:t xml:space="preserve"> </w:t>
-      </w:r>
-      <w:proofErr w:type="spellStart"/>
-      <w:r>
-        <w:t>uslove</w:t>
-      </w:r>
-      <w:proofErr w:type="spellEnd"/>
-      <w:r>
-        <w:t xml:space="preserve"> za </w:t>
-      </w:r>
-      <w:proofErr w:type="spellStart"/>
-      <w:r>
-        <w:t>postojeće</w:t>
-      </w:r>
-      <w:proofErr w:type="spellEnd"/>
-      <w:r>
-        <w:t xml:space="preserve"> </w:t>
-      </w:r>
-      <w:proofErr w:type="spellStart"/>
-      <w:r>
-        <w:t>špilove</w:t>
-      </w:r>
-      <w:proofErr w:type="spellEnd"/>
-      <w:r>
-        <w:t xml:space="preserve"> </w:t>
-      </w:r>
-      <w:proofErr w:type="spellStart"/>
-      <w:r>
-        <w:t>ili</w:t>
-      </w:r>
-      <w:proofErr w:type="spellEnd"/>
-      <w:r>
-        <w:t xml:space="preserve"> </w:t>
-      </w:r>
-      <w:proofErr w:type="spellStart"/>
-      <w:r>
-        <w:t>podešava</w:t>
-      </w:r>
-      <w:proofErr w:type="spellEnd"/>
-      <w:r>
-        <w:t xml:space="preserve"> </w:t>
-      </w:r>
-      <w:proofErr w:type="spellStart"/>
-      <w:r>
-        <w:t>prioritete</w:t>
-      </w:r>
-      <w:proofErr w:type="spellEnd"/>
-      <w:r>
-        <w:t xml:space="preserve"> bez </w:t>
-      </w:r>
-      <w:proofErr w:type="spellStart"/>
-      <w:r>
-        <w:t>potrebe</w:t>
-      </w:r>
-      <w:proofErr w:type="spellEnd"/>
-      <w:r>
-        <w:t xml:space="preserve"> da se </w:t>
-      </w:r>
-      <w:proofErr w:type="spellStart"/>
-      <w:r>
-        <w:t>menja</w:t>
-      </w:r>
-      <w:proofErr w:type="spellEnd"/>
-      <w:r>
-        <w:t xml:space="preserve"> </w:t>
-      </w:r>
-      <w:proofErr w:type="spellStart"/>
-      <w:r>
-        <w:t>cela</w:t>
-      </w:r>
-      <w:proofErr w:type="spellEnd"/>
-      <w:r>
-        <w:t xml:space="preserve"> </w:t>
-      </w:r>
-      <w:proofErr w:type="spellStart"/>
-      <w:r>
-        <w:t>logika</w:t>
-      </w:r>
-      <w:proofErr w:type="spellEnd"/>
-      <w:r>
-        <w:t xml:space="preserve"> </w:t>
-      </w:r>
-      <w:proofErr w:type="spellStart"/>
-      <w:r>
-        <w:t>sistema</w:t>
-      </w:r>
-      <w:proofErr w:type="spellEnd"/>
-      <w:r>
-        <w:t>. Template-</w:t>
-      </w:r>
-      <w:proofErr w:type="spellStart"/>
-      <w:r>
-        <w:t>i</w:t>
-      </w:r>
-      <w:proofErr w:type="spellEnd"/>
-      <w:r>
-        <w:t xml:space="preserve"> </w:t>
-      </w:r>
-      <w:proofErr w:type="spellStart"/>
-      <w:r>
-        <w:t>će</w:t>
-      </w:r>
-      <w:proofErr w:type="spellEnd"/>
-      <w:r>
-        <w:t xml:space="preserve"> se </w:t>
-      </w:r>
-      <w:proofErr w:type="spellStart"/>
-      <w:r>
-        <w:t>najviše</w:t>
-      </w:r>
-      <w:proofErr w:type="spellEnd"/>
-      <w:r>
-        <w:t xml:space="preserve"> </w:t>
-      </w:r>
-      <w:proofErr w:type="spellStart"/>
-      <w:r>
-        <w:t>koristiti</w:t>
-      </w:r>
-      <w:proofErr w:type="spellEnd"/>
-      <w:r>
-        <w:t xml:space="preserve"> za </w:t>
-      </w:r>
-      <w:proofErr w:type="spellStart"/>
-      <w:r>
-        <w:t>pravila</w:t>
-      </w:r>
-      <w:proofErr w:type="spellEnd"/>
-      <w:r>
-        <w:t xml:space="preserve"> </w:t>
-      </w:r>
-      <w:proofErr w:type="spellStart"/>
-      <w:r>
-        <w:t>validacije</w:t>
-      </w:r>
-      <w:proofErr w:type="spellEnd"/>
-      <w:r>
-        <w:t xml:space="preserve"> </w:t>
-      </w:r>
-      <w:proofErr w:type="spellStart"/>
-      <w:r>
-        <w:t>špila</w:t>
-      </w:r>
-      <w:proofErr w:type="spellEnd"/>
-      <w:r>
-        <w:t xml:space="preserve">, </w:t>
-      </w:r>
-      <w:proofErr w:type="spellStart"/>
-      <w:r>
-        <w:t>izbor</w:t>
-      </w:r>
-      <w:proofErr w:type="spellEnd"/>
-      <w:r>
-        <w:t xml:space="preserve"> </w:t>
-      </w:r>
-      <w:proofErr w:type="spellStart"/>
-      <w:r>
-        <w:t>konkretnih</w:t>
-      </w:r>
-      <w:proofErr w:type="spellEnd"/>
-      <w:r>
-        <w:t xml:space="preserve"> </w:t>
-      </w:r>
-      <w:proofErr w:type="spellStart"/>
-      <w:r>
-        <w:t>karata</w:t>
-      </w:r>
-      <w:proofErr w:type="spellEnd"/>
-      <w:r>
-        <w:t xml:space="preserve"> </w:t>
-      </w:r>
-      <w:proofErr w:type="spellStart"/>
-      <w:r>
-        <w:t>i</w:t>
-      </w:r>
-      <w:proofErr w:type="spellEnd"/>
-      <w:r>
-        <w:t xml:space="preserve"> </w:t>
-      </w:r>
-      <w:proofErr w:type="spellStart"/>
-      <w:r>
-        <w:t>dodelu</w:t>
-      </w:r>
-      <w:proofErr w:type="spellEnd"/>
-      <w:r>
-        <w:t xml:space="preserve"> </w:t>
-      </w:r>
-      <w:proofErr w:type="spellStart"/>
-      <w:r>
-        <w:t>prioriteta</w:t>
-      </w:r>
-      <w:proofErr w:type="spellEnd"/>
-      <w:r>
-        <w:t xml:space="preserve"> </w:t>
-      </w:r>
-      <w:proofErr w:type="spellStart"/>
-      <w:r>
-        <w:t>arhetipovima</w:t>
-      </w:r>
-      <w:proofErr w:type="spellEnd"/>
-      <w:r>
-        <w:t>.</w:t>
+        <w:t xml:space="preserve"> template-a.</w:t>
       </w:r>
     </w:p>
     <w:p>
@@ -12857,11 +11845,7 @@
       </w:r>
       <w:proofErr w:type="spellEnd"/>
       <w:r>
-        <w:t xml:space="preserve">, </w:t>
-      </w:r>
-      <w:r>
-        <w:lastRenderedPageBreak/>
-        <w:t xml:space="preserve">ne </w:t>
+        <w:t xml:space="preserve">, ne </w:t>
       </w:r>
       <w:proofErr w:type="spellStart"/>
       <w:r>
@@ -13472,6 +12456,7 @@
         <w:pStyle w:val="Heading2"/>
       </w:pPr>
       <w:r>
+        <w:lastRenderedPageBreak/>
         <w:t xml:space="preserve">Forward chaining – primer </w:t>
       </w:r>
       <w:proofErr w:type="spellStart"/>
@@ -15410,7 +14395,6 @@
         <w:pStyle w:val="BodyJustify"/>
       </w:pPr>
       <w:r>
-        <w:lastRenderedPageBreak/>
         <w:t xml:space="preserve">CEP </w:t>
       </w:r>
       <w:proofErr w:type="spellStart"/>
@@ -16259,6 +15243,7 @@
         <w:pStyle w:val="BodyJustify"/>
       </w:pPr>
       <w:r>
+        <w:lastRenderedPageBreak/>
         <w:t xml:space="preserve">Na </w:t>
       </w:r>
       <w:proofErr w:type="spellStart"/>
@@ -18165,7 +17150,6 @@
       </w:pPr>
       <w:proofErr w:type="spellStart"/>
       <w:r>
-        <w:lastRenderedPageBreak/>
         <w:t>Sistem</w:t>
       </w:r>
       <w:proofErr w:type="spellEnd"/>

--- a/Clash-Royale-Deck-Chooser.docx
+++ b/Clash-Royale-Deck-Chooser.docx
@@ -305,7 +305,15 @@
         <w:pStyle w:val="BodyJustify"/>
       </w:pPr>
       <w:r>
-        <w:t>Ideja je da aplikacija podržava rad dva tipa korisnika:</w:t>
+        <w:t>Igrač je opisan informacijama od značaja kao što su: korisničko ime, otključane karte, nivoi karata, nepoželjne karte, preferirani stil igre, istorija poslednjih mečeva, kao i podaci o tipičnim porazima i slabostima.</w:t>
+      </w:r>
+    </w:p>
+    <w:p>
+      <w:pPr>
+        <w:pStyle w:val="BodyJustify"/>
+      </w:pPr>
+      <w:r>
+        <w:t>Na početku igrač ima više opcija:</w:t>
       </w:r>
     </w:p>
     <w:p>
@@ -315,7 +323,7 @@
         <w:ind w:left="340" w:hanging="227"/>
       </w:pPr>
       <w:r>
-        <w:t>Igrač</w:t>
+        <w:t>Unos ili ažuriranje kolekcije karata</w:t>
       </w:r>
     </w:p>
     <w:p>
@@ -325,23 +333,7 @@
         <w:ind w:left="340" w:hanging="227"/>
       </w:pPr>
       <w:r>
-        <w:t>Administrator sistema</w:t>
-      </w:r>
-    </w:p>
-    <w:p>
-      <w:pPr>
-        <w:pStyle w:val="BodyJustify"/>
-      </w:pPr>
-      <w:r>
-        <w:t>Igrač je opisan informacijama od značaja kao što su: korisničko ime, otključane karte, nivoi karata, omiljene karte, nepoželjne karte, preferirani stil igre, istorija poslednjih mečeva, procenat pobeda po tipu špila, kao i podaci o tipičnim porazima i slabostima. Administrator sistema ima pravo da radi CRUD operacije nad kartama, šablonima špilova, pravilima, sinergijama, ulogama karata i statistikama koje sistem koristi u bazi znanja.</w:t>
-      </w:r>
-    </w:p>
-    <w:p>
-      <w:pPr>
-        <w:pStyle w:val="BodyJustify"/>
-      </w:pPr>
-      <w:r>
-        <w:t>Na početku igrač ima više opcija:</w:t>
+        <w:t>Unos preferenci i stila igre</w:t>
       </w:r>
     </w:p>
     <w:p>
@@ -351,8 +343,13 @@
         <w:ind w:left="340" w:hanging="227"/>
       </w:pPr>
       <w:r>
-        <w:lastRenderedPageBreak/>
-        <w:t>Unos ili ažuriranje kolekcije karata</w:t>
+        <w:t xml:space="preserve">Pregled </w:t>
+      </w:r>
+      <w:r>
+        <w:t xml:space="preserve">i unos </w:t>
+      </w:r>
+      <w:r>
+        <w:t>istorije mečeva</w:t>
       </w:r>
     </w:p>
     <w:p>
@@ -362,7 +359,7 @@
         <w:ind w:left="340" w:hanging="227"/>
       </w:pPr>
       <w:r>
-        <w:t>Unos preferenci i stila igre</w:t>
+        <w:t>Zahtev za preporuku špila</w:t>
       </w:r>
     </w:p>
     <w:p>
@@ -372,13 +369,7 @@
         <w:ind w:left="340" w:hanging="227"/>
       </w:pPr>
       <w:r>
-        <w:t xml:space="preserve">Pregled </w:t>
-      </w:r>
-      <w:r>
-        <w:t xml:space="preserve">i unos </w:t>
-      </w:r>
-      <w:r>
-        <w:t>istorije mečeva</w:t>
+        <w:t>Pregled obrazloženja preporuke i alternativnih zamena</w:t>
       </w:r>
     </w:p>
     <w:p>
@@ -388,7 +379,8 @@
         <w:ind w:left="340" w:hanging="227"/>
       </w:pPr>
       <w:r>
-        <w:t>Zahtev za preporuku špila</w:t>
+        <w:lastRenderedPageBreak/>
+        <w:t>Dodavanje novih karata i njihovih osobina</w:t>
       </w:r>
     </w:p>
     <w:p>
@@ -398,7 +390,10 @@
         <w:ind w:left="340" w:hanging="227"/>
       </w:pPr>
       <w:r>
-        <w:t>Pregled obrazloženja preporuke i alternativnih zamena</w:t>
+        <w:t xml:space="preserve">Pregled arhetipova </w:t>
+      </w:r>
+      <w:r>
+        <w:t>i pravila</w:t>
       </w:r>
     </w:p>
     <w:p>
@@ -408,20 +403,7 @@
         <w:ind w:left="340" w:hanging="227"/>
       </w:pPr>
       <w:r>
-        <w:t>Dodavanje novih karata i njihovih osobina</w:t>
-      </w:r>
-    </w:p>
-    <w:p>
-      <w:pPr>
-        <w:pStyle w:val="ListParagraph"/>
-        <w:spacing w:after="60"/>
-        <w:ind w:left="340" w:hanging="227"/>
-      </w:pPr>
-      <w:r>
-        <w:t xml:space="preserve">Pregled arhetipova </w:t>
-      </w:r>
-      <w:r>
-        <w:t>i pravila</w:t>
+        <w:t>Dodavanje i ažuriranje sinergija između karata</w:t>
       </w:r>
     </w:p>
     <w:p>
@@ -656,7 +638,6 @@
         </w:numPr>
       </w:pPr>
       <w:r>
-        <w:lastRenderedPageBreak/>
         <w:t xml:space="preserve">kolekciju i nivoe karata </w:t>
       </w:r>
     </w:p>
@@ -681,6 +662,7 @@
         </w:numPr>
       </w:pPr>
       <w:r>
+        <w:lastRenderedPageBreak/>
         <w:t>izvedene činjenice kao što su: igrač preferira cycle stil, igrač često gubi od air arhetipova, igrač često overcommit-uje eliksir, igrač bolje koristi jeftinije support karte i slično</w:t>
       </w:r>
     </w:p>
@@ -869,10 +851,36 @@
     </w:p>
     <w:p>
       <w:pPr>
+        <w:pStyle w:val="BodyJustify"/>
+      </w:pPr>
+      <w:r>
+        <w:t>Pravila su organizovana po celinama koje odgovaraju implementacionim DRL fajlovima. U nastavku je prikazan pregled najva</w:t>
+      </w:r>
+      <w:r>
+        <w:t>ž</w:t>
+      </w:r>
+      <w:r>
+        <w:t>nijih grupa pravila i reprezentativnih primera iz svake celine, bez navo</w:t>
+      </w:r>
+      <w:r>
+        <w:t>đ</w:t>
+      </w:r>
+      <w:r>
+        <w:t>enja kompletnog spiska svih pravila.</w:t>
+      </w:r>
+    </w:p>
+    <w:p>
+      <w:pPr>
         <w:pStyle w:val="Heading2"/>
       </w:pPr>
       <w:r>
-        <w:t>Pravila za profilisanje igrača</w:t>
+        <w:t xml:space="preserve">Pravila za profilisanje </w:t>
+      </w:r>
+      <w:r>
+        <w:t>igrač</w:t>
+      </w:r>
+      <w:r>
+        <w:t>a</w:t>
       </w:r>
     </w:p>
     <w:p>
@@ -882,7 +890,43 @@
         <w:ind w:left="340" w:hanging="227"/>
       </w:pPr>
       <w:r>
-        <w:t>1. Ako igrač preferira brzu igru, ne voli teške špilove i većina njegovih pobeda dolazi sa špilovima prosečnog eliksira manjeg od 3.5, izvodi se činjenica: igraču odgovara cycle stil.</w:t>
+        <w:t>1. Ako igra</w:t>
+      </w:r>
+      <w:r>
+        <w:t>č</w:t>
+      </w:r>
+      <w:r>
+        <w:t xml:space="preserve"> preferira brzu igru, ne voli te</w:t>
+      </w:r>
+      <w:r>
+        <w:t>š</w:t>
+      </w:r>
+      <w:r>
+        <w:t xml:space="preserve">ke </w:t>
+      </w:r>
+      <w:r>
+        <w:t>š</w:t>
+      </w:r>
+      <w:r>
+        <w:t>pilove i ve</w:t>
+      </w:r>
+      <w:r>
+        <w:t>ć</w:t>
+      </w:r>
+      <w:r>
+        <w:t xml:space="preserve">inu pobeda ostvaruje sa jeftinijim </w:t>
+      </w:r>
+      <w:r>
+        <w:t>š</w:t>
+      </w:r>
+      <w:r>
+        <w:t xml:space="preserve">pilovima, izvodi se </w:t>
+      </w:r>
+      <w:r>
+        <w:t>š</w:t>
+      </w:r>
+      <w:r>
+        <w:t>injenica da mu odgovara cycle stil.</w:t>
       </w:r>
     </w:p>
     <w:p>
@@ -892,7 +936,37 @@
         <w:ind w:left="340" w:hanging="227"/>
       </w:pPr>
       <w:r>
-        <w:t>2. Ako igrač preferira sporiju i strpljivu igru, a najbolje rezultate postiže u dužim partijama, izvodi se činjenica: igraču odgovara control ili beatdown stil.</w:t>
+        <w:t>2. Ako igra</w:t>
+      </w:r>
+      <w:r>
+        <w:t>č</w:t>
+      </w:r>
+      <w:r>
+        <w:t xml:space="preserve"> preferira sporiju i strpljiviju igru ili voli te</w:t>
+      </w:r>
+      <w:r>
+        <w:t>ž</w:t>
+      </w:r>
+      <w:r>
+        <w:t xml:space="preserve">e </w:t>
+      </w:r>
+      <w:r>
+        <w:t>š</w:t>
+      </w:r>
+      <w:r>
+        <w:t xml:space="preserve">pilove, izvodi se </w:t>
+      </w:r>
+      <w:r>
+        <w:t>č</w:t>
+      </w:r>
+      <w:r>
+        <w:t>injenica da mu vi</w:t>
+      </w:r>
+      <w:r>
+        <w:t>š</w:t>
+      </w:r>
+      <w:r>
+        <w:t>e odgovara control ili beatdown stil.</w:t>
       </w:r>
     </w:p>
     <w:p>
@@ -902,7 +976,19 @@
         <w:ind w:left="340" w:hanging="227"/>
       </w:pPr>
       <w:r>
-        <w:t>3. Ako igrač u poslednjih 10 mečeva često pobeđuje sa jeftinim špilovima, povećava se prioritet cycle arhetipa.</w:t>
+        <w:t xml:space="preserve">3. Ako </w:t>
+      </w:r>
+      <w:r>
+        <w:t>igrač</w:t>
+      </w:r>
+      <w:r>
+        <w:t xml:space="preserve"> eksplicitno navede preferirani arhetip, tom arhetipu se dodeljuje po</w:t>
+      </w:r>
+      <w:r>
+        <w:t>č</w:t>
+      </w:r>
+      <w:r>
+        <w:t>etni prioritet.</w:t>
       </w:r>
     </w:p>
     <w:p>
@@ -912,7 +998,31 @@
         <w:ind w:left="340" w:hanging="227"/>
       </w:pPr>
       <w:r>
-        <w:t>4. Ako igrač u poslednjih 10 mečeva često gubi sa teškim špilovima, smanjuje se prioritet beatdown arhetipa.</w:t>
+        <w:t xml:space="preserve">4. Ako u poslednjih nekoliko </w:t>
+      </w:r>
+      <w:r>
+        <w:t>meč</w:t>
+      </w:r>
+      <w:r>
+        <w:t xml:space="preserve">eva </w:t>
+      </w:r>
+      <w:r>
+        <w:t>čest</w:t>
+      </w:r>
+      <w:r>
+        <w:t xml:space="preserve">o </w:t>
+      </w:r>
+      <w:r>
+        <w:t>pobeđuj</w:t>
+      </w:r>
+      <w:r>
+        <w:t xml:space="preserve">e sa jeftinim </w:t>
+      </w:r>
+      <w:r>
+        <w:t>špil</w:t>
+      </w:r>
+      <w:r>
+        <w:t>ovima, cycle arhetip dobija dodatni prioritet.</w:t>
       </w:r>
     </w:p>
     <w:p>
@@ -922,7 +1032,45 @@
         <w:ind w:left="340" w:hanging="227"/>
       </w:pPr>
       <w:r>
-        <w:t>5. Ako igrač u poslednjih 10 mečeva ima 6 ili više poraza protiv air arhetipova, izvodi se činjenica: potrebna je pojačana anti-air podrška.</w:t>
+        <w:t xml:space="preserve">5. Ako u poslednjih deset </w:t>
+      </w:r>
+      <w:r>
+        <w:t>meč</w:t>
+      </w:r>
+      <w:r>
+        <w:t xml:space="preserve">eva </w:t>
+      </w:r>
+      <w:r>
+        <w:t>čest</w:t>
+      </w:r>
+      <w:r>
+        <w:t xml:space="preserve">o gubi sa </w:t>
+      </w:r>
+      <w:r>
+        <w:t>tešk</w:t>
+      </w:r>
+      <w:r>
+        <w:t xml:space="preserve">im </w:t>
+      </w:r>
+      <w:r>
+        <w:t>špil</w:t>
+      </w:r>
+      <w:r>
+        <w:t>ovima, smanjuje se prioritet beatdown arhetipa.</w:t>
+      </w:r>
+    </w:p>
+    <w:p>
+      <w:pPr>
+        <w:pStyle w:val="Heading2"/>
+      </w:pPr>
+      <w:r>
+        <w:t xml:space="preserve">CEP pravila nad istorijom </w:t>
+      </w:r>
+      <w:r>
+        <w:t>meč</w:t>
+      </w:r>
+      <w:r>
+        <w:t>eva</w:t>
       </w:r>
     </w:p>
     <w:p>
@@ -932,15 +1080,31 @@
         <w:ind w:left="340" w:hanging="227"/>
       </w:pPr>
       <w:r>
-        <w:t>6. Ako igrač u poslednjih 5 mečeva više puta izgubi nakon velikog ulaganja eliksira bez odbrane, izvodi se činjenica: igrač često overcommit-uje eliksir.</w:t>
-      </w:r>
-    </w:p>
-    <w:p>
-      <w:pPr>
-        <w:pStyle w:val="Heading2"/>
-      </w:pPr>
-      <w:r>
-        <w:t>Pravila za izbor arhetipa</w:t>
+        <w:t xml:space="preserve">1. Ako </w:t>
+      </w:r>
+      <w:r>
+        <w:t>igrač</w:t>
+      </w:r>
+      <w:r>
+        <w:t xml:space="preserve"> u poslednjih deset </w:t>
+      </w:r>
+      <w:r>
+        <w:t>meč</w:t>
+      </w:r>
+      <w:r>
+        <w:t xml:space="preserve">eva ima najmanje </w:t>
+      </w:r>
+      <w:r>
+        <w:t>čest</w:t>
+      </w:r>
+      <w:r>
+        <w:t xml:space="preserve"> poraza protiv air protivnika, izvodi se </w:t>
+      </w:r>
+      <w:r>
+        <w:t>činje</w:t>
+      </w:r>
+      <w:r>
+        <w:t>nica AIR_WEAKNESS.</w:t>
       </w:r>
     </w:p>
     <w:p>
@@ -950,7 +1114,31 @@
         <w:ind w:left="340" w:hanging="227"/>
       </w:pPr>
       <w:r>
-        <w:t>7. Ako je izvedena činjenica da igraču odgovara cycle stil, prioritet imaju cycle i control arhetipovi.</w:t>
+        <w:t xml:space="preserve">2. Ako se u izgubljenom </w:t>
+      </w:r>
+      <w:r>
+        <w:t>meč</w:t>
+      </w:r>
+      <w:r>
+        <w:t>u velika potro</w:t>
+      </w:r>
+      <w:r>
+        <w:t>š</w:t>
+      </w:r>
+      <w:r>
+        <w:t xml:space="preserve">nja eliksira pojavi neposredno pre gubitka kule, gubitka kontrole ili velikog primljenog damage-a, formira se </w:t>
+      </w:r>
+      <w:r>
+        <w:t>činje</w:t>
+      </w:r>
+      <w:r>
+        <w:t xml:space="preserve">nica o overcommit obrascu za taj </w:t>
+      </w:r>
+      <w:r>
+        <w:t>meč</w:t>
+      </w:r>
+      <w:r>
+        <w:t>.</w:t>
       </w:r>
     </w:p>
     <w:p>
@@ -960,7 +1148,19 @@
         <w:ind w:left="340" w:hanging="227"/>
       </w:pPr>
       <w:r>
-        <w:t>8. Ako je izvedena činjenica da igraču odgovara sporiji stil i igrač poseduje bar jednu snažnu tešku win condition kartu visokog nivoa, prioritet imaju beatdown arhetipovi.</w:t>
+        <w:t>3. Ako se takav overcommit obrazac ponavlja kroz vi</w:t>
+      </w:r>
+      <w:r>
+        <w:t>š</w:t>
+      </w:r>
+      <w:r>
+        <w:t xml:space="preserve">e skorijih poraza, izvodi se </w:t>
+      </w:r>
+      <w:r>
+        <w:t>činje</w:t>
+      </w:r>
+      <w:r>
+        <w:t>nica OVERCOMMIT.</w:t>
       </w:r>
     </w:p>
     <w:p>
@@ -970,7 +1170,51 @@
         <w:ind w:left="340" w:hanging="227"/>
       </w:pPr>
       <w:r>
-        <w:t>9. Ako igrač voli agresivan pritisak i poseduje odgovarajuće karte za stalni pritisak po mostu, prioritet ima bridge spam.</w:t>
+        <w:t>4. CEP pravila koriste vremenski ure</w:t>
+      </w:r>
+      <w:r>
+        <w:t>đ</w:t>
+      </w:r>
+      <w:r>
+        <w:t>ene doga</w:t>
+      </w:r>
+      <w:r>
+        <w:t>đ</w:t>
+      </w:r>
+      <w:r>
+        <w:t>aje, pa zaklju</w:t>
+      </w:r>
+      <w:r>
+        <w:t>č</w:t>
+      </w:r>
+      <w:r>
+        <w:t xml:space="preserve">ivanje ne zavisi samo od ishoda </w:t>
+      </w:r>
+      <w:r>
+        <w:t>meč</w:t>
+      </w:r>
+      <w:r>
+        <w:t>a ve</w:t>
+      </w:r>
+      <w:r>
+        <w:t>ć</w:t>
+      </w:r>
+      <w:r>
+        <w:t xml:space="preserve"> i od redosleda doga</w:t>
+      </w:r>
+      <w:r>
+        <w:t>đ</w:t>
+      </w:r>
+      <w:r>
+        <w:t>aja unutar partije.</w:t>
+      </w:r>
+    </w:p>
+    <w:p>
+      <w:pPr>
+        <w:pStyle w:val="Heading2"/>
+      </w:pPr>
+      <w:r>
+        <w:t>Pravila za izbor arhetipa</w:t>
       </w:r>
     </w:p>
     <w:p>
@@ -980,8 +1224,19 @@
         <w:ind w:left="340" w:hanging="227"/>
       </w:pPr>
       <w:r>
-        <w:lastRenderedPageBreak/>
-        <w:t>10. Ako igrač poseduje više karata koje teraju protivnika na potrošnju istih spell-ova, a dobro koristi swam podršku, prioritet ima bait arhetip.</w:t>
+        <w:t xml:space="preserve">1. Ako je izvedena </w:t>
+      </w:r>
+      <w:r>
+        <w:t>činje</w:t>
+      </w:r>
+      <w:r>
+        <w:t>nica CYCLE_STYLE, ve</w:t>
+      </w:r>
+      <w:r>
+        <w:t>ć</w:t>
+      </w:r>
+      <w:r>
+        <w:t>i prioritet dobijaju cycle i control arhetipovi.</w:t>
       </w:r>
     </w:p>
     <w:p>
@@ -991,7 +1246,20 @@
         <w:ind w:left="340" w:hanging="227"/>
       </w:pPr>
       <w:r>
-        <w:t>11. Ako je igraču potrebna pojačana anti-air podrška, svaki izabrani arhetip mora da podrži najmanje dve pouzdane anti-air karte.</w:t>
+        <w:lastRenderedPageBreak/>
+        <w:t xml:space="preserve">2. Ako je izvedena </w:t>
+      </w:r>
+      <w:r>
+        <w:t>činje</w:t>
+      </w:r>
+      <w:r>
+        <w:t xml:space="preserve">nica SLOW_STYLE i </w:t>
+      </w:r>
+      <w:r>
+        <w:t>igrač</w:t>
+      </w:r>
+      <w:r>
+        <w:t xml:space="preserve"> poseduje dovoljno jak tank, beatdown dobija dodatni prioritet.</w:t>
       </w:r>
     </w:p>
     <w:p>
@@ -999,25 +1267,27 @@
         <w:pStyle w:val="ListParagraph"/>
         <w:spacing w:after="60"/>
         <w:ind w:left="340" w:hanging="227"/>
-        <w:rPr>
-          <w:rFonts w:asciiTheme="majorHAnsi" w:eastAsiaTheme="majorEastAsia" w:hAnsiTheme="majorHAnsi" w:cstheme="majorBidi"/>
-          <w:b/>
-          <w:bCs/>
-          <w:color w:val="1F4E79"/>
-          <w:sz w:val="24"/>
-          <w:szCs w:val="26"/>
-        </w:rPr>
-      </w:pPr>
-      <w:r>
-        <w:rPr>
-          <w:rFonts w:asciiTheme="majorHAnsi" w:eastAsiaTheme="majorEastAsia" w:hAnsiTheme="majorHAnsi" w:cstheme="majorBidi"/>
-          <w:b/>
-          <w:bCs/>
-          <w:color w:val="1F4E79"/>
-          <w:sz w:val="24"/>
-          <w:szCs w:val="26"/>
-        </w:rPr>
-        <w:t>Pravila za formiranje kandidat-špila</w:t>
+      </w:pPr>
+      <w:r>
+        <w:t xml:space="preserve">3. Ako </w:t>
+      </w:r>
+      <w:r>
+        <w:t>igrač</w:t>
+      </w:r>
+      <w:r>
+        <w:t xml:space="preserve"> voli agresivan pritisak i poseduje odgovaraju</w:t>
+      </w:r>
+      <w:r>
+        <w:t>ć</w:t>
+      </w:r>
+      <w:r>
+        <w:t xml:space="preserve">e pressure karte, bridge spam dobija </w:t>
+      </w:r>
+      <w:r>
+        <w:t>već</w:t>
+      </w:r>
+      <w:r>
+        <w:t>i prioritet.</w:t>
       </w:r>
     </w:p>
     <w:p>
@@ -1027,10 +1297,31 @@
         <w:ind w:left="340" w:hanging="227"/>
       </w:pPr>
       <w:r>
-        <w:t xml:space="preserve">12. </w:t>
-      </w:r>
-      <w:r>
-        <w:t>Ako je prioritetni arhetip cycle i igrač poseduje otključanu i dovoljno unapređenu brzu win condition kartu, formira se kandidat-špil zasnovan na brzom pritisku i niskoj prosečnoj ceni eliksira.</w:t>
+        <w:t xml:space="preserve">4. Ako </w:t>
+      </w:r>
+      <w:r>
+        <w:t>igrač</w:t>
+      </w:r>
+      <w:r>
+        <w:t xml:space="preserve"> poseduje </w:t>
+      </w:r>
+      <w:r>
+        <w:t>više</w:t>
+      </w:r>
+      <w:r>
+        <w:t xml:space="preserve"> bait ili swarm karata koje primoravaju protivnika na tro</w:t>
+      </w:r>
+      <w:r>
+        <w:t>š</w:t>
+      </w:r>
+      <w:r>
+        <w:t xml:space="preserve">enje istih odgovora, bait arhetip dobija </w:t>
+      </w:r>
+      <w:r>
+        <w:t>već</w:t>
+      </w:r>
+      <w:r>
+        <w:t>i prioritet.</w:t>
       </w:r>
     </w:p>
     <w:p>
@@ -1040,10 +1331,19 @@
         <w:ind w:left="340" w:hanging="227"/>
       </w:pPr>
       <w:r>
-        <w:t xml:space="preserve">13. </w:t>
-      </w:r>
-      <w:r>
-        <w:t>Ako je prioritetni arhetip beatdown i igrač poseduje odgovarajuću tank kartu i dovoljno jaku podršku iza nje, formira se kandidat-špil sa težim prosečnim eliksirom i jačim završnim pritiskom.</w:t>
+        <w:t xml:space="preserve">5. Ako je izvedena </w:t>
+      </w:r>
+      <w:r>
+        <w:t>činje</w:t>
+      </w:r>
+      <w:r>
+        <w:t xml:space="preserve">nica AIR_WEAKNESS, prioritet dobijaju arhetipovi koji mogu da nose </w:t>
+      </w:r>
+      <w:r>
+        <w:t>više</w:t>
+      </w:r>
+      <w:r>
+        <w:t xml:space="preserve"> pouzdanih anti-air karata.</w:t>
       </w:r>
     </w:p>
     <w:p>
@@ -1053,10 +1353,33 @@
         <w:ind w:left="340" w:hanging="227"/>
       </w:pPr>
       <w:r>
-        <w:t xml:space="preserve">14. </w:t>
-      </w:r>
-      <w:r>
-        <w:t>Ako je prioritetni arhetip bait i igrač poseduje više karata koje primoravaju protivnika na trošenje istih odgovora, formira se kandidat-špil zasnovan na pritisku i iscrpljivanju protivničkih resursa.</w:t>
+        <w:t xml:space="preserve">6. Ako je izvedena </w:t>
+      </w:r>
+      <w:r>
+        <w:t>činje</w:t>
+      </w:r>
+      <w:r>
+        <w:t>nica OVERCOMMIT, prednost dobijaju bezbedniji cycle i control pristupi, dok se smanjuje prioritet te</w:t>
+      </w:r>
+      <w:r>
+        <w:t>ž</w:t>
+      </w:r>
+      <w:r>
+        <w:t>ih ili all-in pressure arhetipova.</w:t>
+      </w:r>
+    </w:p>
+    <w:p>
+      <w:pPr>
+        <w:pStyle w:val="Heading2"/>
+      </w:pPr>
+      <w:r>
+        <w:t xml:space="preserve">Pravila za zahteve </w:t>
+      </w:r>
+      <w:r>
+        <w:t>špil</w:t>
+      </w:r>
+      <w:r>
+        <w:t>a</w:t>
       </w:r>
     </w:p>
     <w:p>
@@ -1066,18 +1389,13 @@
         <w:ind w:left="340" w:hanging="227"/>
       </w:pPr>
       <w:r>
-        <w:t xml:space="preserve">15. </w:t>
-      </w:r>
-      <w:r>
-        <w:t>Ako je kod igrača identifikovana slabost prema air arhetipovima, svaki kandidat-špil mora da sadrži najmanje dve pouzdane anti-air karte i bar jedan siguran odgovor na air support.</w:t>
-      </w:r>
-    </w:p>
-    <w:p>
-      <w:pPr>
-        <w:pStyle w:val="Heading2"/>
-      </w:pPr>
-      <w:r>
-        <w:t>Pravila validnosti špila</w:t>
+        <w:t xml:space="preserve">1. Za cycle arhetip uvode se zahtevi za jeftinu win condition kartu, mali spell, odbrambenu zgradu i </w:t>
+      </w:r>
+      <w:r>
+        <w:t>više</w:t>
+      </w:r>
+      <w:r>
+        <w:t xml:space="preserve"> cycle/support karata.</w:t>
       </w:r>
     </w:p>
     <w:p>
@@ -1087,7 +1405,7 @@
         <w:ind w:left="340" w:hanging="227"/>
       </w:pPr>
       <w:r>
-        <w:t>16. Špil se odbacuje ako nema tačno jednu glavnu win condition kartu.</w:t>
+        <w:t>2. Za control arhetip uvode se zahtevi za stabilnu win condition kartu, mali spell, big spell i single-target odbranu.</w:t>
       </w:r>
     </w:p>
     <w:p>
@@ -1097,7 +1415,19 @@
         <w:ind w:left="340" w:hanging="227"/>
       </w:pPr>
       <w:r>
-        <w:t>17. Špil se odbacuje ako nema nijedan mali spell.</w:t>
+        <w:t>3. Za beatdown arhetip uvode se zahtevi za tank jezgro, podr</w:t>
+      </w:r>
+      <w:r>
+        <w:t>š</w:t>
+      </w:r>
+      <w:r>
+        <w:t>ku iza tanka i odgovaraju</w:t>
+      </w:r>
+      <w:r>
+        <w:t>ć</w:t>
+      </w:r>
+      <w:r>
+        <w:t>i big spell.</w:t>
       </w:r>
     </w:p>
     <w:p>
@@ -1107,7 +1437,13 @@
         <w:ind w:left="340" w:hanging="227"/>
       </w:pPr>
       <w:r>
-        <w:t>18. Špil se odbacuje ako nema bar jedan pouzdan odgovor na tenka ili kartu sa visokim single-target DPS-om.</w:t>
+        <w:t xml:space="preserve">4. Za bait, bridge spam i siege uvode se posebne strukturne uloge kao </w:t>
+      </w:r>
+      <w:r>
+        <w:t>š</w:t>
+      </w:r>
+      <w:r>
+        <w:t>to su swarm, pressure ili siege win condition.</w:t>
       </w:r>
     </w:p>
     <w:p>
@@ -1117,7 +1453,7 @@
         <w:ind w:left="340" w:hanging="227"/>
       </w:pPr>
       <w:r>
-        <w:t>19. Špil se odbacuje ako nema najmanje dve karte koje mogu da gađaju air, kada je kod igrača identifikovana slabost prema air arhetipovima.</w:t>
+        <w:t>5. Ako je prisutna AIR_WEAKNESS, uvode se dodatni zahtevi za najmanje dve anti-air karte i jedan odgovor na air support.</w:t>
       </w:r>
     </w:p>
     <w:p>
@@ -1127,7 +1463,15 @@
         <w:ind w:left="340" w:hanging="227"/>
       </w:pPr>
       <w:r>
-        <w:t>20. Špil se odbacuje ako je prosečan eliksir previsok u odnosu na navike i uspešnost igrača.</w:t>
+        <w:t>6. Ako je prisutan OVERCOMMIT, uvode se dodatni zahtevi za stabilan single-target DPS i odbrambenu zgradu.</w:t>
+      </w:r>
+    </w:p>
+    <w:p>
+      <w:pPr>
+        <w:pStyle w:val="Heading2"/>
+      </w:pPr>
+      <w:r>
+        <w:t>Pravila za prioritet i izbor konkretnih karata</w:t>
       </w:r>
     </w:p>
     <w:p>
@@ -1137,15 +1481,31 @@
         <w:ind w:left="340" w:hanging="227"/>
       </w:pPr>
       <w:r>
-        <w:t>21. Špil se odbacuje ako ključne karte nisu otključane ili su na preniskom nivou u odnosu na alternative.</w:t>
-      </w:r>
-    </w:p>
-    <w:p>
-      <w:pPr>
-        <w:pStyle w:val="Heading2"/>
-      </w:pPr>
-      <w:r>
-        <w:t>Pravila za izbor konkretnih karata</w:t>
+        <w:t>1. Kartama se dodeljuje prioritet ako su otklju</w:t>
+      </w:r>
+      <w:r>
+        <w:t>č</w:t>
+      </w:r>
+      <w:r>
+        <w:t>ane, dovoljno unapre</w:t>
+      </w:r>
+      <w:r>
+        <w:t>đ</w:t>
+      </w:r>
+      <w:r>
+        <w:t>ene i odgovaraju tra</w:t>
+      </w:r>
+      <w:r>
+        <w:t>ž</w:t>
+      </w:r>
+      <w:r>
+        <w:t xml:space="preserve">enoj ulozi u </w:t>
+      </w:r>
+      <w:r>
+        <w:t>špil</w:t>
+      </w:r>
+      <w:r>
+        <w:t>u.</w:t>
       </w:r>
     </w:p>
     <w:p>
@@ -1155,10 +1515,19 @@
         <w:ind w:left="340" w:hanging="227"/>
       </w:pPr>
       <w:r>
-        <w:t xml:space="preserve">22. </w:t>
-      </w:r>
-      <w:r>
-        <w:t>Ako je formiran cycle kandidat-špil i Hog Rider je među najbolje unapređenim win condition kartama igrača, bira se kao glavna win condition karta.</w:t>
+        <w:t>2. Za cycle strukturu prednost dobijaju jeftine pressure i cycle karte koje ne podi</w:t>
+      </w:r>
+      <w:r>
+        <w:t>ž</w:t>
+      </w:r>
+      <w:r>
+        <w:t>u prose</w:t>
+      </w:r>
+      <w:r>
+        <w:t>č</w:t>
+      </w:r>
+      <w:r>
+        <w:t>an eliksir.</w:t>
       </w:r>
     </w:p>
     <w:p>
@@ -1168,10 +1537,13 @@
         <w:ind w:left="340" w:hanging="227"/>
       </w:pPr>
       <w:r>
-        <w:t xml:space="preserve">23. </w:t>
-      </w:r>
-      <w:r>
-        <w:t>Ako kandidat-špil zahteva defanzivnu zgradu, prednost se daje onoj zgradi koju igrač ima otključanu, dovoljno unapređenu i koja se dobro uklapa u ostatak špila.</w:t>
+        <w:t xml:space="preserve">3. Za beatdown strukturu dodatni prioritet dobijaju tank karte i karte jake sinergije kao </w:t>
+      </w:r>
+      <w:r>
+        <w:t>š</w:t>
+      </w:r>
+      <w:r>
+        <w:t>to je Night Witch uz Golem.</w:t>
       </w:r>
     </w:p>
     <w:p>
@@ -1181,10 +1553,13 @@
         <w:ind w:left="340" w:hanging="227"/>
       </w:pPr>
       <w:r>
-        <w:t>24.</w:t>
-      </w:r>
-      <w:r>
-        <w:t xml:space="preserve"> Ako igrač ima identifikovanu slabost prema air arhetipovima i poseduje dobro unapređenu Firecracker ili drugu pouzdanu anti-air kartu, takva karta dobija prioritet pri izboru.</w:t>
+        <w:t xml:space="preserve">4. Za bait i bridge spam dodatni prioritet dobijaju prepoznatljive jezgro karte kao </w:t>
+      </w:r>
+      <w:r>
+        <w:t>š</w:t>
+      </w:r>
+      <w:r>
+        <w:t>to su Goblin Barrel, Princess ili Battle Ram.</w:t>
       </w:r>
     </w:p>
     <w:p>
@@ -1194,10 +1569,7 @@
         <w:ind w:left="340" w:hanging="227"/>
       </w:pPr>
       <w:r>
-        <w:t xml:space="preserve">25. </w:t>
-      </w:r>
-      <w:r>
-        <w:t>Ako je špilu potreban mali spell, prednost se daje spell karti koja je otključana, na višem nivou i kompatibilna sa ostalim kartama u špilu.</w:t>
+        <w:t>5. Ako je izvedena AIR_WEAKNESS, dodatni prioritet dobijaju Firecracker, Musketeer, Baby Dragon i druge pouzdane anti-air karte.</w:t>
       </w:r>
     </w:p>
     <w:p>
@@ -1207,38 +1579,23 @@
         <w:ind w:left="340" w:hanging="227"/>
       </w:pPr>
       <w:r>
-        <w:t xml:space="preserve">26. </w:t>
-      </w:r>
-      <w:r>
-        <w:t>Ako špil zahteva jeftinije pomoćne karte, biraju se najjeftinije i najsigurnije karte koje igrač pouzdano koristi.</w:t>
-      </w:r>
-    </w:p>
-    <w:p>
-      <w:pPr>
-        <w:spacing w:after="60"/>
-        <w:ind w:left="113"/>
-      </w:pPr>
-      <w:r>
-        <w:t xml:space="preserve">27. </w:t>
-      </w:r>
-      <w:r>
-        <w:t xml:space="preserve">Ako neka karta ima jaku sinergiju sa već izabranom glavnom win condition kartom, njen prioritet se   povećava. </w:t>
+        <w:t>6. Ako je izveden OVERCOMMIT, dodatni prioritet dobijaju jeftine odbrambene zgrade i pouzdane single-target defensive karte.</w:t>
       </w:r>
     </w:p>
     <w:p>
       <w:pPr>
         <w:pStyle w:val="Heading2"/>
       </w:pPr>
-    </w:p>
-    <w:p>
-      <w:pPr>
-        <w:pStyle w:val="Heading2"/>
-      </w:pPr>
-      <w:r>
-        <w:t>Pravila korekcije i zamene</w:t>
-      </w:r>
-    </w:p>
-    <w:p/>
+      <w:r>
+        <w:t>Pravila za formiranje kandidat-</w:t>
+      </w:r>
+      <w:r>
+        <w:t>špil</w:t>
+      </w:r>
+      <w:r>
+        <w:t>a</w:t>
+      </w:r>
+    </w:p>
     <w:p>
       <w:pPr>
         <w:pStyle w:val="ListParagraph"/>
@@ -1246,7 +1603,19 @@
         <w:ind w:left="340" w:hanging="227"/>
       </w:pPr>
       <w:r>
-        <w:t>28. Ako ključna karta nije otključana, sistem traži drugu kartu iste uloge sa sličnom funkcijom.</w:t>
+        <w:t>1. Kada arhetip dobije pozitivan score i postoje izabrane klju</w:t>
+      </w:r>
+      <w:r>
+        <w:t>č</w:t>
+      </w:r>
+      <w:r>
+        <w:t>ne karte, formira se kandidat-</w:t>
+      </w:r>
+      <w:r>
+        <w:t>špil</w:t>
+      </w:r>
+      <w:r>
+        <w:t xml:space="preserve"> za taj arhetip.</w:t>
       </w:r>
     </w:p>
     <w:p>
@@ -1256,8 +1625,13 @@
         <w:ind w:left="340" w:hanging="227"/>
       </w:pPr>
       <w:r>
-        <w:lastRenderedPageBreak/>
-        <w:t>29. Ako je špil validan ali i dalje nedovoljno pokriva prethodno identifikovanu slabost igrača, sistem menja jedan support slot ili cycle slot odgovarajućom korektivnom kartom.</w:t>
+        <w:t xml:space="preserve">2. U kandidat se najpre dodaju </w:t>
+      </w:r>
+      <w:r>
+        <w:t>već</w:t>
+      </w:r>
+      <w:r>
+        <w:t xml:space="preserve"> izabrane karte koje zadovoljavaju izvedene zahteve.</w:t>
       </w:r>
     </w:p>
     <w:p>
@@ -1267,7 +1641,13 @@
         <w:ind w:left="340" w:hanging="227"/>
       </w:pPr>
       <w:r>
-        <w:t>30. Ako dva kandidata zadovoljavaju iste uslove, prednost dobija onaj čije su ključne karte na višem nivou.</w:t>
+        <w:t xml:space="preserve">3. Zatim se popunjavaju obavezne uloge kao </w:t>
+      </w:r>
+      <w:r>
+        <w:t>š</w:t>
+      </w:r>
+      <w:r>
+        <w:t>to su win condition, mali spell, building i anti-air pokrivenost.</w:t>
       </w:r>
     </w:p>
     <w:p>
@@ -1277,10 +1657,14 @@
         <w:ind w:left="340" w:hanging="227"/>
       </w:pPr>
       <w:r>
-        <w:t xml:space="preserve">31. </w:t>
-      </w:r>
-      <w:r>
-        <w:t>Ako igrač eksplicitno navede da ne želi određenu kartu, sistem pokušava da očuva osnovnu logiku preporuke, ali menja samo sporni slot odgovarajućom alternativom.</w:t>
+        <w:lastRenderedPageBreak/>
+        <w:t>4. Za cycle i control kandidat dopunjava se jeftinim kartama, dok se za beatdown, bait, bridge spam i siege popunjavaju njihove specifi</w:t>
+      </w:r>
+      <w:r>
+        <w:t>č</w:t>
+      </w:r>
+      <w:r>
+        <w:t>ne uloge.</w:t>
       </w:r>
     </w:p>
     <w:p>
@@ -1289,6 +1673,391 @@
         <w:spacing w:after="60"/>
         <w:ind w:left="340" w:hanging="227"/>
       </w:pPr>
+      <w:r>
+        <w:t>5. Ako je prisutna AIR_WEAKNESS, kandidat dobija dodatni anti-air slot i poseban odgovor na air support.</w:t>
+      </w:r>
+    </w:p>
+    <w:p>
+      <w:pPr>
+        <w:pStyle w:val="Heading2"/>
+      </w:pPr>
+      <w:r>
+        <w:t xml:space="preserve">Pravila validacije </w:t>
+      </w:r>
+      <w:r>
+        <w:t>špil</w:t>
+      </w:r>
+      <w:r>
+        <w:t>a</w:t>
+      </w:r>
+    </w:p>
+    <w:p>
+      <w:pPr>
+        <w:pStyle w:val="ListParagraph"/>
+        <w:spacing w:after="60"/>
+        <w:ind w:left="340" w:hanging="227"/>
+      </w:pPr>
+      <w:r>
+        <w:t xml:space="preserve">1. </w:t>
+      </w:r>
+      <w:r>
+        <w:t>špil</w:t>
+      </w:r>
+      <w:r>
+        <w:t xml:space="preserve"> se odbacuje ako nema ta</w:t>
+      </w:r>
+      <w:r>
+        <w:t>č</w:t>
+      </w:r>
+      <w:r>
+        <w:t>no osam karata.</w:t>
+      </w:r>
+    </w:p>
+    <w:p>
+      <w:pPr>
+        <w:pStyle w:val="ListParagraph"/>
+        <w:spacing w:after="60"/>
+        <w:ind w:left="340" w:hanging="227"/>
+      </w:pPr>
+      <w:r>
+        <w:t xml:space="preserve">2. </w:t>
+      </w:r>
+      <w:r>
+        <w:t>špil</w:t>
+      </w:r>
+      <w:r>
+        <w:t xml:space="preserve"> se odbacuje ako nema ta</w:t>
+      </w:r>
+      <w:r>
+        <w:t>č</w:t>
+      </w:r>
+      <w:r>
+        <w:t>no jednu glavnu win condition kartu.</w:t>
+      </w:r>
+    </w:p>
+    <w:p>
+      <w:pPr>
+        <w:pStyle w:val="ListParagraph"/>
+        <w:spacing w:after="60"/>
+        <w:ind w:left="340" w:hanging="227"/>
+      </w:pPr>
+      <w:r>
+        <w:t xml:space="preserve">3. </w:t>
+      </w:r>
+      <w:r>
+        <w:t>špil</w:t>
+      </w:r>
+      <w:r>
+        <w:t xml:space="preserve"> se odbacuje ako nema mali spell ili ako nema pouzdan single-target odgovor na </w:t>
+      </w:r>
+      <w:r>
+        <w:t>već</w:t>
+      </w:r>
+      <w:r>
+        <w:t>e pretnje.</w:t>
+      </w:r>
+    </w:p>
+    <w:p>
+      <w:pPr>
+        <w:pStyle w:val="ListParagraph"/>
+        <w:spacing w:after="60"/>
+        <w:ind w:left="340" w:hanging="227"/>
+      </w:pPr>
+      <w:r>
+        <w:t xml:space="preserve">4. Ako je prepoznata AIR_WEAKNESS, </w:t>
+      </w:r>
+      <w:r>
+        <w:t>špil</w:t>
+      </w:r>
+      <w:r>
+        <w:t xml:space="preserve"> se odbacuje ako nema najmanje dve anti-air karte.</w:t>
+      </w:r>
+    </w:p>
+    <w:p>
+      <w:pPr>
+        <w:pStyle w:val="ListParagraph"/>
+        <w:spacing w:after="60"/>
+        <w:ind w:left="340" w:hanging="227"/>
+      </w:pPr>
+      <w:r>
+        <w:t xml:space="preserve">5. </w:t>
+      </w:r>
+      <w:r>
+        <w:t>špil</w:t>
+      </w:r>
+      <w:r>
+        <w:t xml:space="preserve"> se odbacuje ako je prose</w:t>
+      </w:r>
+      <w:r>
+        <w:t>č</w:t>
+      </w:r>
+      <w:r>
+        <w:t xml:space="preserve">an eliksir previsok u odnosu na profil i navike </w:t>
+      </w:r>
+      <w:r>
+        <w:t>igrač</w:t>
+      </w:r>
+      <w:r>
+        <w:t>a.</w:t>
+      </w:r>
+    </w:p>
+    <w:p>
+      <w:pPr>
+        <w:pStyle w:val="ListParagraph"/>
+        <w:spacing w:after="60"/>
+        <w:ind w:left="340" w:hanging="227"/>
+      </w:pPr>
+      <w:r>
+        <w:t xml:space="preserve">6. </w:t>
+      </w:r>
+      <w:r>
+        <w:t>špil</w:t>
+      </w:r>
+      <w:r>
+        <w:t xml:space="preserve"> se odbacuje ako klju</w:t>
+      </w:r>
+      <w:r>
+        <w:t>č</w:t>
+      </w:r>
+      <w:r>
+        <w:t>ne karte nisu na prihvatljivom nivou u pore</w:t>
+      </w:r>
+      <w:r>
+        <w:t>đ</w:t>
+      </w:r>
+      <w:r>
+        <w:t>enju sa raspolo</w:t>
+      </w:r>
+      <w:r>
+        <w:t>ž</w:t>
+      </w:r>
+      <w:r>
+        <w:t>ivim alternativama.</w:t>
+      </w:r>
+    </w:p>
+    <w:p>
+      <w:pPr>
+        <w:pStyle w:val="Heading2"/>
+      </w:pPr>
+      <w:r>
+        <w:t>Pravila korekcije i zamene</w:t>
+      </w:r>
+    </w:p>
+    <w:p>
+      <w:pPr>
+        <w:pStyle w:val="ListParagraph"/>
+        <w:spacing w:after="60"/>
+        <w:ind w:left="340" w:hanging="227"/>
+      </w:pPr>
+      <w:r>
+        <w:t>1. Ako kandidat sadr</w:t>
+      </w:r>
+      <w:r>
+        <w:t>ž</w:t>
+      </w:r>
+      <w:r>
+        <w:t>i prenisku kartu, sistem poku</w:t>
+      </w:r>
+      <w:r>
+        <w:t>š</w:t>
+      </w:r>
+      <w:r>
+        <w:t>ava da prona</w:t>
+      </w:r>
+      <w:r>
+        <w:t>đ</w:t>
+      </w:r>
+      <w:r>
+        <w:t>e alternativu iste ili sli</w:t>
+      </w:r>
+      <w:r>
+        <w:t>č</w:t>
+      </w:r>
+      <w:r>
+        <w:t>ne uloge.</w:t>
+      </w:r>
+    </w:p>
+    <w:p>
+      <w:pPr>
+        <w:pStyle w:val="ListParagraph"/>
+        <w:spacing w:after="60"/>
+        <w:ind w:left="340" w:hanging="227"/>
+      </w:pPr>
+      <w:r>
+        <w:t xml:space="preserve">2. Ako </w:t>
+      </w:r>
+      <w:r>
+        <w:t>igrač</w:t>
+      </w:r>
+      <w:r>
+        <w:t xml:space="preserve"> eksplicitno navede da ne </w:t>
+      </w:r>
+      <w:r>
+        <w:t>ž</w:t>
+      </w:r>
+      <w:r>
+        <w:t>eli odre</w:t>
+      </w:r>
+      <w:r>
+        <w:t>đ</w:t>
+      </w:r>
+      <w:r>
+        <w:t>enu kartu, sistem menja samo sporni slot i poku</w:t>
+      </w:r>
+      <w:r>
+        <w:t>š</w:t>
+      </w:r>
+      <w:r>
+        <w:t>ava da sa</w:t>
+      </w:r>
+      <w:r>
+        <w:t>č</w:t>
+      </w:r>
+      <w:r>
+        <w:t xml:space="preserve">uva logiku ostatka </w:t>
+      </w:r>
+      <w:r>
+        <w:t>špil</w:t>
+      </w:r>
+      <w:r>
+        <w:t>a.</w:t>
+      </w:r>
+    </w:p>
+    <w:p>
+      <w:pPr>
+        <w:pStyle w:val="ListParagraph"/>
+        <w:spacing w:after="60"/>
+        <w:ind w:left="340" w:hanging="227"/>
+      </w:pPr>
+      <w:r>
+        <w:t xml:space="preserve">3. Ako je </w:t>
+      </w:r>
+      <w:r>
+        <w:t>špil</w:t>
+      </w:r>
+      <w:r>
+        <w:t xml:space="preserve"> validan ali i dalje slabo pokriva air support, sistem dodaje upozorenje i spu</w:t>
+      </w:r>
+      <w:r>
+        <w:t>š</w:t>
+      </w:r>
+      <w:r>
+        <w:t>ta kvalitet takvog kandidata.</w:t>
+      </w:r>
+    </w:p>
+    <w:p>
+      <w:pPr>
+        <w:pStyle w:val="ListParagraph"/>
+        <w:spacing w:after="60"/>
+        <w:ind w:left="340" w:hanging="227"/>
+      </w:pPr>
+      <w:r>
+        <w:t xml:space="preserve">4. Kada </w:t>
+      </w:r>
+      <w:r>
+        <w:t>više</w:t>
+      </w:r>
+      <w:r>
+        <w:t xml:space="preserve"> kandidata zadovoljava iste uslove, prednost dobija onaj sa boljim nivoima klju</w:t>
+      </w:r>
+      <w:r>
+        <w:t>č</w:t>
+      </w:r>
+      <w:r>
+        <w:t>nih karata.</w:t>
+      </w:r>
+    </w:p>
+    <w:p>
+      <w:pPr>
+        <w:pStyle w:val="Heading2"/>
+      </w:pPr>
+      <w:r>
+        <w:t>Pravila za kona</w:t>
+      </w:r>
+      <w:r>
+        <w:t>č</w:t>
+      </w:r>
+      <w:r>
+        <w:t>an izbor preporuke</w:t>
+      </w:r>
+    </w:p>
+    <w:p>
+      <w:pPr>
+        <w:pStyle w:val="ListParagraph"/>
+        <w:spacing w:after="60"/>
+        <w:ind w:left="340" w:hanging="227"/>
+      </w:pPr>
+      <w:r>
+        <w:t>1. Na kraju se bira najja</w:t>
+      </w:r>
+      <w:r>
+        <w:t>č</w:t>
+      </w:r>
+      <w:r>
+        <w:t>i validan kandidat prema ukupnom score-u, validnosti i nivou klju</w:t>
+      </w:r>
+      <w:r>
+        <w:t>č</w:t>
+      </w:r>
+      <w:r>
+        <w:t>nih karata.</w:t>
+      </w:r>
+    </w:p>
+    <w:p>
+      <w:pPr>
+        <w:pStyle w:val="ListParagraph"/>
+        <w:spacing w:after="60"/>
+        <w:ind w:left="340" w:hanging="227"/>
+      </w:pPr>
+      <w:r>
+        <w:t>2. Ako nijedan kandidat nije potpuno validan, sistem mo</w:t>
+      </w:r>
+      <w:r>
+        <w:t>ž</w:t>
+      </w:r>
+      <w:r>
+        <w:t>e da vrati najbolji raspolo</w:t>
+      </w:r>
+      <w:r>
+        <w:t>ž</w:t>
+      </w:r>
+      <w:r>
+        <w:t>ivi fallback kandidat uz odgovaraju</w:t>
+      </w:r>
+      <w:r>
+        <w:t>ć</w:t>
+      </w:r>
+      <w:r>
+        <w:t>e upozorenje.</w:t>
+      </w:r>
+    </w:p>
+    <w:p>
+      <w:pPr>
+        <w:pStyle w:val="ListParagraph"/>
+        <w:spacing w:after="60"/>
+        <w:ind w:left="340" w:hanging="227"/>
+      </w:pPr>
+      <w:r>
+        <w:t>3. Kona</w:t>
+      </w:r>
+      <w:r>
+        <w:t>č</w:t>
+      </w:r>
+      <w:r>
+        <w:t>na preporuka se zatim vra</w:t>
+      </w:r>
+      <w:r>
+        <w:t>ć</w:t>
+      </w:r>
+      <w:r>
+        <w:t>a zajedno sa obrazlo</w:t>
+      </w:r>
+      <w:r>
+        <w:t>ž</w:t>
+      </w:r>
+      <w:r>
+        <w:t>enjem, upozorenjima i eventualnim alternativnim zamenama.</w:t>
+      </w:r>
     </w:p>
     <w:p>
       <w:pPr>
@@ -1336,6 +2105,67 @@
       </w:r>
     </w:p>
     <w:p>
+      <w:r>
+        <w:rPr>
+          <w:b/>
+          <w:bCs/>
+        </w:rPr>
+        <w:lastRenderedPageBreak/>
+        <w:t>Nivo 1:</w:t>
+      </w:r>
+      <w:r>
+        <w:br/>
+        <w:t>Iz ulaznih podataka sistem najpre izvodi činjenice o profilu igrača. Na primer, ako igrač preferira brzu igru, ne voli teške špilove i najveći procenat pobeda ostvaruje sa jeftinijim špilovima, sistem zaključuje da igrač najbolje funkcioniše u brzom tempu igre.</w:t>
+      </w:r>
+    </w:p>
+    <w:p>
+      <w:r>
+        <w:rPr>
+          <w:b/>
+          <w:bCs/>
+        </w:rPr>
+        <w:t>Nivo 2:</w:t>
+      </w:r>
+      <w:r>
+        <w:br/>
+        <w:t>Na osnovu izvedene činjenice o brzom tempu igre aktiviraju se pravila za izbor odgovarajućeg arhetipa, pa sistem zaključuje da cycle arhetip ima prednost u odnosu na beatdown i druge sporije arhetipove.</w:t>
+      </w:r>
+    </w:p>
+    <w:p>
+      <w:r>
+        <w:rPr>
+          <w:b/>
+          <w:bCs/>
+        </w:rPr>
+        <w:t>Nivo 3:</w:t>
+      </w:r>
+      <w:r>
+        <w:br/>
+        <w:t>Nakon izbora arhetipa aktiviraju se pravila za formiranje kandidat-špila i izbor konkretnih karata. Sistem tada bira glavnu win condition kartu, potrebnu podršku i odgovarajuće spell karte, a zatim formira jedan ili više kandidat-špilova koji se dalje proveravaju.</w:t>
+      </w:r>
+    </w:p>
+    <w:p>
+      <w:pPr>
+        <w:pStyle w:val="Heading2"/>
+      </w:pPr>
+      <w:r>
+        <w:t>Forward chaining – primer rezonovanja sa 4 nivoa</w:t>
+      </w:r>
+    </w:p>
+    <w:p>
+      <w:pPr>
+        <w:pStyle w:val="BodyJustify"/>
+      </w:pPr>
+      <w:r>
+        <w:t>Sledeći primer prikazuje dublje ulančavanje pravila, pogodno za demonstraciju na odbrani projekta.</w:t>
+      </w:r>
+    </w:p>
+    <w:p>
+      <w:pPr>
+        <w:pStyle w:val="ListParagraph"/>
+        <w:spacing w:after="60"/>
+        <w:ind w:left="340" w:hanging="227"/>
+      </w:pPr>
       <w:r>
         <w:rPr>
           <w:b/>
@@ -1345,10 +2175,15 @@
       </w:r>
       <w:r>
         <w:br/>
-        <w:t>Iz ulaznih podataka sistem najpre izvodi činjenice o profilu igrača. Na primer, ako igrač preferira brzu igru, ne voli teške špilove i najveći procenat pobeda ostvaruje sa jeftinijim špilovima, sistem zaključuje da igrač najbolje funkcioniše u brzom tempu igre.</w:t>
-      </w:r>
-    </w:p>
-    <w:p>
+        <w:t>Ako igrač u poslednjih 10 mečeva ima 6 ili više poraza protiv air arhetipova, sistem izvodi činjenicu da igrač ima izraženu slabost prema air napadima.</w:t>
+      </w:r>
+    </w:p>
+    <w:p>
+      <w:pPr>
+        <w:pStyle w:val="ListParagraph"/>
+        <w:spacing w:after="60"/>
+        <w:ind w:left="340" w:hanging="227"/>
+      </w:pPr>
       <w:r>
         <w:rPr>
           <w:b/>
@@ -1358,10 +2193,15 @@
       </w:r>
       <w:r>
         <w:br/>
-        <w:t>Na osnovu izvedene činjenice o brzom tempu igre aktiviraju se pravila za izbor odgovarajućeg arhetipa, pa sistem zaključuje da cycle arhetip ima prednost u odnosu na beatdown i druge sporije arhetipove.</w:t>
-      </w:r>
-    </w:p>
-    <w:p>
+        <w:t>Na osnovu te činjenice aktiviraju se pravila koja uvode novo ograničenje: preporučeni špil mora da sadrži najmanje dve pouzdane anti-air karte i bar jedan siguran odgovor na air support.</w:t>
+      </w:r>
+    </w:p>
+    <w:p>
+      <w:pPr>
+        <w:pStyle w:val="ListParagraph"/>
+        <w:spacing w:after="60"/>
+        <w:ind w:left="340" w:hanging="227"/>
+      </w:pPr>
       <w:r>
         <w:rPr>
           <w:b/>
@@ -1371,77 +2211,6 @@
       </w:r>
       <w:r>
         <w:br/>
-        <w:t>Nakon izbora arhetipa aktiviraju se pravila za formiranje kandidat-špila i izbor konkretnih karata. Sistem tada bira glavnu win condition kartu, potrebnu podršku i odgovarajuće spell karte, a zatim formira jedan ili više kandidat-špilova koji se dalje proveravaju.</w:t>
-      </w:r>
-    </w:p>
-    <w:p>
-      <w:pPr>
-        <w:pStyle w:val="Heading2"/>
-      </w:pPr>
-      <w:r>
-        <w:t>Forward chaining – primer rezonovanja sa 4 nivoa</w:t>
-      </w:r>
-    </w:p>
-    <w:p>
-      <w:pPr>
-        <w:pStyle w:val="BodyJustify"/>
-      </w:pPr>
-      <w:r>
-        <w:t>Sledeći primer prikazuje dublje ulančavanje pravila, pogodno za demonstraciju na odbrani projekta.</w:t>
-      </w:r>
-    </w:p>
-    <w:p>
-      <w:pPr>
-        <w:pStyle w:val="ListParagraph"/>
-        <w:spacing w:after="60"/>
-        <w:ind w:left="340" w:hanging="227"/>
-      </w:pPr>
-      <w:r>
-        <w:rPr>
-          <w:b/>
-          <w:bCs/>
-        </w:rPr>
-        <w:t>Nivo 1:</w:t>
-      </w:r>
-      <w:r>
-        <w:br/>
-        <w:t>Ako igrač u poslednjih 10 mečeva ima 6 ili više poraza protiv air arhetipova, sistem izvodi činjenicu da igrač ima izraženu slabost prema air napadima.</w:t>
-      </w:r>
-    </w:p>
-    <w:p>
-      <w:pPr>
-        <w:pStyle w:val="ListParagraph"/>
-        <w:spacing w:after="60"/>
-        <w:ind w:left="340" w:hanging="227"/>
-      </w:pPr>
-      <w:r>
-        <w:rPr>
-          <w:b/>
-          <w:bCs/>
-        </w:rPr>
-        <w:lastRenderedPageBreak/>
-        <w:t>Nivo 2:</w:t>
-      </w:r>
-      <w:r>
-        <w:br/>
-        <w:t>Na osnovu te činjenice aktiviraju se pravila koja uvode novo ograničenje: preporučeni špil mora da sadrži najmanje dve pouzdane anti-air karte i bar jedan siguran odgovor na air support.</w:t>
-      </w:r>
-    </w:p>
-    <w:p>
-      <w:pPr>
-        <w:pStyle w:val="ListParagraph"/>
-        <w:spacing w:after="60"/>
-        <w:ind w:left="340" w:hanging="227"/>
-      </w:pPr>
-      <w:r>
-        <w:rPr>
-          <w:b/>
-          <w:bCs/>
-        </w:rPr>
-        <w:t>Nivo 3:</w:t>
-      </w:r>
-      <w:r>
-        <w:br/>
         <w:t>To ograničenje zatim aktivira pravila za izbor konkretnih karata, pa sistem daje prioritet kartama koje mogu da gađaju air i koje su kod igrača dovoljno unapređene.</w:t>
       </w:r>
     </w:p>
@@ -1511,7 +2280,11 @@
         <w:pStyle w:val="BodyJustify"/>
       </w:pPr>
       <w:r>
-        <w:t>Sistem će analizirati više prethodnih mečeva i na osnovu njih izvoditi dodatne zaključke o igraču. Na primer, ako igrač u poslednjih 10 mečeva ima 6 ili više poraza protiv air arhetipova, sistem zaključuje da igrač ima slabost prema air napadima. Ako u poslednjih 8 mečeva većinu pobeda ostvaruje sa špilovima čiji je prosečan eliksir manji od 3.5, sistem zaključuje da mu više odgovaraju cycle špilovi.</w:t>
+        <w:t xml:space="preserve">Sistem će analizirati više prethodnih mečeva i na osnovu njih izvoditi dodatne zaključke o igraču. Na primer, ako igrač u poslednjih 10 mečeva ima 6 ili više poraza protiv air arhetipova, sistem zaključuje da igrač ima </w:t>
+      </w:r>
+      <w:r>
+        <w:lastRenderedPageBreak/>
+        <w:t>slabost prema air napadima. Ako u poslednjih 8 mečeva većinu pobeda ostvaruje sa špilovima čiji je prosečan eliksir manji od 3.5, sistem zaključuje da mu više odgovaraju cycle špilovi.</w:t>
       </w:r>
     </w:p>
     <w:p>
@@ -1543,85 +2316,88 @@
         <w:pStyle w:val="Heading1"/>
       </w:pPr>
       <w:r>
+        <w:t>Primer rada sistema</w:t>
+      </w:r>
+    </w:p>
+    <w:p>
+      <w:pPr>
+        <w:pStyle w:val="BodyJustify"/>
+      </w:pPr>
+      <w:r>
+        <w:t>Pretpostavimo da igrač želi preporuku špila za regularne mečeve. Unosi sledeće informacije od značaja: preferira brzu igru, ne voli teške špilove, njegove najviše unapređene karte su Hog Rider, Firecracker, Cannon, Log i Earthquake, a u poslednjih 10 mečeva čak 7 puta je izgubio od protivnika sa izraženom air podrškom. Pored toga, većina njegovih pobeda ostvarena je sa špilovima čiji je prosečan eliksir oko 3.1.</w:t>
+      </w:r>
+    </w:p>
+    <w:p>
+      <w:pPr>
+        <w:pStyle w:val="BodyJustify"/>
+      </w:pPr>
+      <w:r>
+        <w:t xml:space="preserve">Na osnovu ovih ulaza sistem najpre izvodi činjenicu da igraču odgovara cycle stil. Zatim, na osnovu istorije poraza, izvodi činjenicu da igrač ima slabost prema air napadima i da budući špil mora da sadrži pojačanu anti-air podršku. Time se aktivira cycle </w:t>
+      </w:r>
+      <w:r>
+        <w:t>tip</w:t>
+      </w:r>
+      <w:r>
+        <w:t xml:space="preserve">, a zatim </w:t>
+      </w:r>
+      <w:r>
+        <w:t>i hog cycle</w:t>
+      </w:r>
+      <w:r>
+        <w:t>, jer igrač poseduje i dobro je unapredio Hog Rider kartu.</w:t>
+      </w:r>
+    </w:p>
+    <w:p>
+      <w:pPr>
+        <w:pStyle w:val="BodyJustify"/>
+      </w:pPr>
+      <w:r>
+        <w:t xml:space="preserve">Nakon aktivacije </w:t>
+      </w:r>
+      <w:r>
+        <w:t>tipa</w:t>
+      </w:r>
+      <w:r>
+        <w:t xml:space="preserve"> sistem bira konkretne karte. Hog Rider se bira kao glavna win condition karta. Firecracker dobija prioritet kao glavna anti-air podrška, Cannon kao defanzivna zgrada, a Log i Earthquake kao spell podrška. Zatim sistem dodaje odgovarajuće cycle i support karte koje su otključane i kompatibilne sa ostatkom špila.</w:t>
+      </w:r>
+    </w:p>
+    <w:p>
+      <w:pPr>
+        <w:pStyle w:val="BodyJustify"/>
+      </w:pPr>
+      <w:r>
+        <w:t>Konačan izlaz sistema može da bude preporuka špila tipa: Hog Rider, Firecracker, Cannon, Log, Earthquake i tri odgovarajuće jeftine cycle/support karte. Uz to, sistem prikazuje obrazloženje da je špil preporučen zato što odgovara cycle stilu igrača, koristi njegove najviše unapređene karte i koriguje slabost prema air arhetipovima.</w:t>
+      </w:r>
+    </w:p>
+    <w:p>
+      <w:pPr>
+        <w:pStyle w:val="BodyJustify"/>
+      </w:pPr>
+      <w:r>
+        <w:t>Ako neka ključna karta nije otključana ili nije na zadovoljavajućem nivou, sistem umesto konačne preporuke nudi alternativnu zamenu za isti slot</w:t>
+      </w:r>
+      <w:r>
+        <w:t>.</w:t>
+      </w:r>
+    </w:p>
+    <w:p>
+      <w:pPr>
+        <w:pStyle w:val="Heading1"/>
+      </w:pPr>
+      <w:r>
+        <w:t>Zaključak</w:t>
+      </w:r>
+    </w:p>
+    <w:p>
+      <w:pPr>
+        <w:pStyle w:val="BodyJustify"/>
+      </w:pPr>
+      <w:r>
+        <w:t xml:space="preserve">Predloženi projekat predstavlja rule-based ekspertski sistem koji na osnovu znanja o kartama, arhetipovima i obrascima ponašanja igrača preporučuje Clash Royale špil prilagođen konkretnom korisniku. Projekat </w:t>
+      </w:r>
+      <w:r>
         <w:lastRenderedPageBreak/>
-        <w:t>Primer rada sistema</w:t>
-      </w:r>
-    </w:p>
-    <w:p>
-      <w:pPr>
-        <w:pStyle w:val="BodyJustify"/>
-      </w:pPr>
-      <w:r>
-        <w:t>Pretpostavimo da igrač želi preporuku špila za regularne mečeve. Unosi sledeće informacije od značaja: preferira brzu igru, ne voli teške špilove, njegove najviše unapređene karte su Hog Rider, Firecracker, Cannon, Log i Earthquake, a u poslednjih 10 mečeva čak 7 puta je izgubio od protivnika sa izraženom air podrškom. Pored toga, većina njegovih pobeda ostvarena je sa špilovima čiji je prosečan eliksir oko 3.1.</w:t>
-      </w:r>
-    </w:p>
-    <w:p>
-      <w:pPr>
-        <w:pStyle w:val="BodyJustify"/>
-      </w:pPr>
-      <w:r>
-        <w:t xml:space="preserve">Na osnovu ovih ulaza sistem najpre izvodi činjenicu da igraču odgovara cycle stil. Zatim, na osnovu istorije poraza, izvodi činjenicu da igrač ima slabost prema air napadima i da budući špil mora da sadrži pojačanu anti-air podršku. Time se aktivira cycle </w:t>
-      </w:r>
-      <w:r>
-        <w:t>tip</w:t>
-      </w:r>
-      <w:r>
-        <w:t xml:space="preserve">, a zatim </w:t>
-      </w:r>
-      <w:r>
-        <w:t>i hog cycle</w:t>
-      </w:r>
-      <w:r>
-        <w:t>, jer igrač poseduje i dobro je unapredio Hog Rider kartu.</w:t>
-      </w:r>
-    </w:p>
-    <w:p>
-      <w:pPr>
-        <w:pStyle w:val="BodyJustify"/>
-      </w:pPr>
-      <w:r>
-        <w:t xml:space="preserve">Nakon aktivacije </w:t>
-      </w:r>
-      <w:r>
-        <w:t>tipa</w:t>
-      </w:r>
-      <w:r>
-        <w:t xml:space="preserve"> sistem bira konkretne karte. Hog Rider se bira kao glavna win condition karta. Firecracker dobija prioritet kao glavna anti-air podrška, Cannon kao defanzivna zgrada, a Log i Earthquake kao spell podrška. Zatim sistem dodaje odgovarajuće cycle i support karte koje su otključane i kompatibilne sa ostatkom špila.</w:t>
-      </w:r>
-    </w:p>
-    <w:p>
-      <w:pPr>
-        <w:pStyle w:val="BodyJustify"/>
-      </w:pPr>
-      <w:r>
-        <w:t>Konačan izlaz sistema može da bude preporuka špila tipa: Hog Rider, Firecracker, Cannon, Log, Earthquake i tri odgovarajuće jeftine cycle/support karte. Uz to, sistem prikazuje obrazloženje da je špil preporučen zato što odgovara cycle stilu igrača, koristi njegove najviše unapređene karte i koriguje slabost prema air arhetipovima.</w:t>
-      </w:r>
-    </w:p>
-    <w:p>
-      <w:pPr>
-        <w:pStyle w:val="BodyJustify"/>
-      </w:pPr>
-      <w:r>
-        <w:t>Ako neka ključna karta nije otključana ili nije na zadovoljavajućem nivou, sistem umesto konačne preporuke nudi alternativnu zamenu za isti slot</w:t>
-      </w:r>
-      <w:r>
-        <w:t>.</w:t>
-      </w:r>
-    </w:p>
-    <w:p>
-      <w:pPr>
-        <w:pStyle w:val="Heading1"/>
-      </w:pPr>
-      <w:r>
-        <w:t>Zaključak</w:t>
-      </w:r>
-    </w:p>
-    <w:p>
-      <w:pPr>
-        <w:pStyle w:val="BodyJustify"/>
-      </w:pPr>
-      <w:r>
-        <w:t>Predloženi projekat predstavlja rule-based ekspertski sistem koji na osnovu znanja o kartama, arhetipovima i obrascima ponašanja igrača preporučuje Clash Royale špil prilagođen konkretnom korisniku. Projekat podržava višestepeno forward chaining rezonovanje, CEP nad vremenski uređenim događajima iz istorije mečeva</w:t>
+        <w:t>podržava višestepeno forward chaining rezonovanje, CEP nad vremenski uređenim događajima iz istorije mečeva</w:t>
       </w:r>
       <w:r>
         <w:t xml:space="preserve"> i</w:t>
